--- a/docs/quality/TGP-QA-04 User Acceptance Test Plan.docx
+++ b/docs/quality/TGP-QA-04 User Acceptance Test Plan.docx
@@ -401,7 +401,7 @@
                                 <w:bCs/>
                                 <w:color w:val="1D74BA"/>
                               </w:rPr>
-                              <w:t xml:space="preserve">07 October 2026</w:t>
+                              <w:t xml:space="preserve">08 October 2026</w:t>
                             </w:r>
                           </w:p>
                         </w:txbxContent>
@@ -1520,7 +1520,7 @@
             <w:noProof/>
             <w:webHidden/>
           </w:rPr>
-          <w:t>9</w:t>
+          <w:t>10</w:t>
         </w:r>
         <w:r>
           <w:rPr>
@@ -1587,7 +1587,7 @@
             <w:noProof/>
             <w:webHidden/>
           </w:rPr>
-          <w:t>10</w:t>
+          <w:t>11</w:t>
         </w:r>
         <w:r>
           <w:rPr>
@@ -1654,7 +1654,7 @@
             <w:noProof/>
             <w:webHidden/>
           </w:rPr>
-          <w:t>10</w:t>
+          <w:t>11</w:t>
         </w:r>
         <w:r>
           <w:rPr>
@@ -1855,7 +1855,7 @@
             <w:noProof/>
             <w:webHidden/>
           </w:rPr>
-          <w:t>11</w:t>
+          <w:t>12</w:t>
         </w:r>
         <w:r>
           <w:rPr>
@@ -1989,7 +1989,7 @@
             <w:noProof/>
             <w:webHidden/>
           </w:rPr>
-          <w:t>12</w:t>
+          <w:t>13</w:t>
         </w:r>
         <w:r>
           <w:rPr>
@@ -2056,7 +2056,7 @@
             <w:noProof/>
             <w:webHidden/>
           </w:rPr>
-          <w:t>12</w:t>
+          <w:t>13</w:t>
         </w:r>
         <w:r>
           <w:rPr>
@@ -2650,7 +2650,7 @@
                 <w:sz w:val="16"/>
                 <w:szCs w:val="16"/>
               </w:rPr>
-              <w:t xml:space="preserve">07/10/2026</w:t>
+              <w:t xml:space="preserve">08/10/2026</w:t>
             </w:r>
           </w:p>
         </w:tc>
@@ -3864,7 +3864,7 @@
               <a:graphicData uri="http://schemas.openxmlformats.org/drawingml/2006/picture">
                 <pic:pic>
                   <pic:nvPicPr>
-                    <pic:cNvPr descr="/tmp/claude-0/-home-user-TASCO/19e5534d-12b5-5956-9b60-3e77efde0f49/scratchpad/gen/.cache/mermaid/f6ef471c78bed406.png" id="23" name="Picture"/>
+                    <pic:cNvPr descr="/home/user/TASCO/tools/docs-source/gen/.cache/mermaid/f6ef471c78bed406.png" id="23" name="Picture"/>
                     <pic:cNvPicPr>
                       <a:picLocks noChangeArrowheads="1" noChangeAspect="1"/>
                     </pic:cNvPicPr>
@@ -4203,7 +4203,7 @@
               <w:jc w:val="left"/>
             </w:pPr>
             <w:r>
-              <w:t xml:space="preserve">12</w:t>
+              <w:t xml:space="preserve">13</w:t>
             </w:r>
           </w:p>
         </w:tc>
@@ -4355,9 +4355,9 @@
         <w:tblLook w:val="04A0" w:firstRow="1" w:lastRow="0" w:firstColumn="0" w:lastColumn="0" w:noHBand="0" w:noVBand="1"/>
       </w:tblPr>
       <w:tblGrid>
-        <w:gridCol w:w="1473"/>
-        <w:gridCol w:w="5660"/>
-        <w:gridCol w:w="1894"/>
+        <w:gridCol w:w="1448"/>
+        <w:gridCol w:w="5700"/>
+        <w:gridCol w:w="1879"/>
       </w:tblGrid>
       <w:tr>
         <w:trPr>
@@ -4366,7 +4366,7 @@
         </w:trPr>
         <w:tc>
           <w:tcPr>
-            <w:tcW w:w="1473" w:type="dxa"/>
+            <w:tcW w:w="1448" w:type="dxa"/>
             <w:shd w:val="clear" w:color="auto" w:fill="0F4761"/>
             <w:vAlign w:val="center"/>
           </w:tcPr>
@@ -4385,7 +4385,7 @@
         </w:tc>
         <w:tc>
           <w:tcPr>
-            <w:tcW w:w="5660" w:type="dxa"/>
+            <w:tcW w:w="5700" w:type="dxa"/>
             <w:shd w:val="clear" w:color="auto" w:fill="0F4761"/>
             <w:vAlign w:val="center"/>
           </w:tcPr>
@@ -4404,7 +4404,7 @@
         </w:tc>
         <w:tc>
           <w:tcPr>
-            <w:tcW w:w="1894" w:type="dxa"/>
+            <w:tcW w:w="1879" w:type="dxa"/>
             <w:shd w:val="clear" w:color="auto" w:fill="0F4761"/>
             <w:vAlign w:val="center"/>
           </w:tcPr>
@@ -4428,7 +4428,7 @@
         </w:trPr>
         <w:tc>
           <w:tcPr>
-            <w:tcW w:w="1473" w:type="dxa"/>
+            <w:tcW w:w="1448" w:type="dxa"/>
             <w:noWrap/>
             <w:vAlign w:val="top"/>
           </w:tcPr>
@@ -4444,31 +4444,31 @@
         </w:tc>
         <w:tc>
           <w:tcPr>
-            <w:tcW w:w="5660" w:type="dxa"/>
-            <w:vAlign w:val="top"/>
-          </w:tcPr>
-          <w:p>
-            <w:pPr>
-              <w:pStyle w:val="TableText"/>
-              <w:jc w:val="left"/>
-            </w:pPr>
-            <w:r>
-              <w:t xml:space="preserve">Hà Nội car under 6 seats, TASCO-insured, expiry in 30 days, verified, all consents</w:t>
-            </w:r>
-          </w:p>
-        </w:tc>
-        <w:tc>
-          <w:tcPr>
-            <w:tcW w:w="1894" w:type="dxa"/>
-            <w:vAlign w:val="top"/>
-          </w:tcPr>
-          <w:p>
-            <w:pPr>
-              <w:pStyle w:val="TableText"/>
-              <w:jc w:val="left"/>
-            </w:pPr>
-            <w:r>
-              <w:t xml:space="preserve">UAT-CM-01, UAT-CU-01</w:t>
+            <w:tcW w:w="5700" w:type="dxa"/>
+            <w:vAlign w:val="top"/>
+          </w:tcPr>
+          <w:p>
+            <w:pPr>
+              <w:pStyle w:val="TableText"/>
+              <w:jc w:val="left"/>
+            </w:pPr>
+            <w:r>
+              <w:t xml:space="preserve">Hà Nội car under 6 seats, TASCO TNDS only, expiry in 30 days, verified, all consents, use and seats confirmed, VETC wallet covers the premium (eligible for quick renewal)</w:t>
+            </w:r>
+          </w:p>
+        </w:tc>
+        <w:tc>
+          <w:tcPr>
+            <w:tcW w:w="1879" w:type="dxa"/>
+            <w:vAlign w:val="top"/>
+          </w:tcPr>
+          <w:p>
+            <w:pPr>
+              <w:pStyle w:val="TableText"/>
+              <w:jc w:val="left"/>
+            </w:pPr>
+            <w:r>
+              <w:t xml:space="preserve">UAT-CM-01, UAT-CU-01, UAT-CO-08</w:t>
             </w:r>
           </w:p>
         </w:tc>
@@ -4479,7 +4479,7 @@
         </w:trPr>
         <w:tc>
           <w:tcPr>
-            <w:tcW w:w="1473" w:type="dxa"/>
+            <w:tcW w:w="1448" w:type="dxa"/>
             <w:shd w:val="clear" w:color="auto" w:fill="F4F7FB"/>
             <w:noWrap/>
             <w:vAlign w:val="top"/>
@@ -4496,7 +4496,7 @@
         </w:tc>
         <w:tc>
           <w:tcPr>
-            <w:tcW w:w="5660" w:type="dxa"/>
+            <w:tcW w:w="5700" w:type="dxa"/>
             <w:shd w:val="clear" w:color="auto" w:fill="F4F7FB"/>
             <w:vAlign w:val="top"/>
           </w:tcPr>
@@ -4512,7 +4512,7 @@
         </w:tc>
         <w:tc>
           <w:tcPr>
-            <w:tcW w:w="1894" w:type="dxa"/>
+            <w:tcW w:w="1879" w:type="dxa"/>
             <w:shd w:val="clear" w:color="auto" w:fill="F4F7FB"/>
             <w:vAlign w:val="top"/>
           </w:tcPr>
@@ -4533,7 +4533,7 @@
         </w:trPr>
         <w:tc>
           <w:tcPr>
-            <w:tcW w:w="1473" w:type="dxa"/>
+            <w:tcW w:w="1448" w:type="dxa"/>
             <w:noWrap/>
             <w:vAlign w:val="top"/>
           </w:tcPr>
@@ -4549,7 +4549,7 @@
         </w:tc>
         <w:tc>
           <w:tcPr>
-            <w:tcW w:w="5660" w:type="dxa"/>
+            <w:tcW w:w="5700" w:type="dxa"/>
             <w:vAlign w:val="top"/>
           </w:tcPr>
           <w:p>
@@ -4564,7 +4564,7 @@
         </w:tc>
         <w:tc>
           <w:tcPr>
-            <w:tcW w:w="1894" w:type="dxa"/>
+            <w:tcW w:w="1879" w:type="dxa"/>
             <w:vAlign w:val="top"/>
           </w:tcPr>
           <w:p>
@@ -4584,7 +4584,7 @@
         </w:trPr>
         <w:tc>
           <w:tcPr>
-            <w:tcW w:w="1473" w:type="dxa"/>
+            <w:tcW w:w="1448" w:type="dxa"/>
             <w:shd w:val="clear" w:color="auto" w:fill="F4F7FB"/>
             <w:noWrap/>
             <w:vAlign w:val="top"/>
@@ -4601,7 +4601,7 @@
         </w:tc>
         <w:tc>
           <w:tcPr>
-            <w:tcW w:w="5660" w:type="dxa"/>
+            <w:tcW w:w="5700" w:type="dxa"/>
             <w:shd w:val="clear" w:color="auto" w:fill="F4F7FB"/>
             <w:vAlign w:val="top"/>
           </w:tcPr>
@@ -4617,7 +4617,7 @@
         </w:tc>
         <w:tc>
           <w:tcPr>
-            <w:tcW w:w="1894" w:type="dxa"/>
+            <w:tcW w:w="1879" w:type="dxa"/>
             <w:shd w:val="clear" w:color="auto" w:fill="F4F7FB"/>
             <w:noWrap/>
             <w:vAlign w:val="top"/>
@@ -4639,7 +4639,7 @@
         </w:trPr>
         <w:tc>
           <w:tcPr>
-            <w:tcW w:w="1473" w:type="dxa"/>
+            <w:tcW w:w="1448" w:type="dxa"/>
             <w:noWrap/>
             <w:vAlign w:val="top"/>
           </w:tcPr>
@@ -4655,7 +4655,7 @@
         </w:tc>
         <w:tc>
           <w:tcPr>
-            <w:tcW w:w="5660" w:type="dxa"/>
+            <w:tcW w:w="5700" w:type="dxa"/>
             <w:vAlign w:val="top"/>
           </w:tcPr>
           <w:p>
@@ -4670,7 +4670,7 @@
         </w:tc>
         <w:tc>
           <w:tcPr>
-            <w:tcW w:w="1894" w:type="dxa"/>
+            <w:tcW w:w="1879" w:type="dxa"/>
             <w:noWrap/>
             <w:vAlign w:val="top"/>
           </w:tcPr>
@@ -4691,7 +4691,7 @@
         </w:trPr>
         <w:tc>
           <w:tcPr>
-            <w:tcW w:w="1473" w:type="dxa"/>
+            <w:tcW w:w="1448" w:type="dxa"/>
             <w:shd w:val="clear" w:color="auto" w:fill="F4F7FB"/>
             <w:noWrap/>
             <w:vAlign w:val="top"/>
@@ -4708,7 +4708,7 @@
         </w:tc>
         <w:tc>
           <w:tcPr>
-            <w:tcW w:w="5660" w:type="dxa"/>
+            <w:tcW w:w="5700" w:type="dxa"/>
             <w:shd w:val="clear" w:color="auto" w:fill="F4F7FB"/>
             <w:vAlign w:val="top"/>
           </w:tcPr>
@@ -4724,7 +4724,7 @@
         </w:tc>
         <w:tc>
           <w:tcPr>
-            <w:tcW w:w="1894" w:type="dxa"/>
+            <w:tcW w:w="1879" w:type="dxa"/>
             <w:shd w:val="clear" w:color="auto" w:fill="F4F7FB"/>
             <w:noWrap/>
             <w:vAlign w:val="top"/>
@@ -4746,7 +4746,7 @@
         </w:trPr>
         <w:tc>
           <w:tcPr>
-            <w:tcW w:w="1473" w:type="dxa"/>
+            <w:tcW w:w="1448" w:type="dxa"/>
             <w:noWrap/>
             <w:vAlign w:val="top"/>
           </w:tcPr>
@@ -4762,7 +4762,7 @@
         </w:tc>
         <w:tc>
           <w:tcPr>
-            <w:tcW w:w="5660" w:type="dxa"/>
+            <w:tcW w:w="5700" w:type="dxa"/>
             <w:vAlign w:val="top"/>
           </w:tcPr>
           <w:p>
@@ -4777,7 +4777,7 @@
         </w:tc>
         <w:tc>
           <w:tcPr>
-            <w:tcW w:w="1894" w:type="dxa"/>
+            <w:tcW w:w="1879" w:type="dxa"/>
             <w:noWrap/>
             <w:vAlign w:val="top"/>
           </w:tcPr>
@@ -4798,7 +4798,7 @@
         </w:trPr>
         <w:tc>
           <w:tcPr>
-            <w:tcW w:w="1473" w:type="dxa"/>
+            <w:tcW w:w="1448" w:type="dxa"/>
             <w:shd w:val="clear" w:color="auto" w:fill="F4F7FB"/>
             <w:noWrap/>
             <w:vAlign w:val="top"/>
@@ -4815,7 +4815,7 @@
         </w:tc>
         <w:tc>
           <w:tcPr>
-            <w:tcW w:w="5660" w:type="dxa"/>
+            <w:tcW w:w="5700" w:type="dxa"/>
             <w:shd w:val="clear" w:color="auto" w:fill="F4F7FB"/>
             <w:vAlign w:val="top"/>
           </w:tcPr>
@@ -4831,7 +4831,7 @@
         </w:tc>
         <w:tc>
           <w:tcPr>
-            <w:tcW w:w="1894" w:type="dxa"/>
+            <w:tcW w:w="1879" w:type="dxa"/>
             <w:shd w:val="clear" w:color="auto" w:fill="F4F7FB"/>
             <w:noWrap/>
             <w:vAlign w:val="top"/>
@@ -4853,7 +4853,7 @@
         </w:trPr>
         <w:tc>
           <w:tcPr>
-            <w:tcW w:w="1473" w:type="dxa"/>
+            <w:tcW w:w="1448" w:type="dxa"/>
             <w:noWrap/>
             <w:vAlign w:val="top"/>
           </w:tcPr>
@@ -4869,7 +4869,7 @@
         </w:tc>
         <w:tc>
           <w:tcPr>
-            <w:tcW w:w="5660" w:type="dxa"/>
+            <w:tcW w:w="5700" w:type="dxa"/>
             <w:vAlign w:val="top"/>
           </w:tcPr>
           <w:p>
@@ -4884,7 +4884,7 @@
         </w:tc>
         <w:tc>
           <w:tcPr>
-            <w:tcW w:w="1894" w:type="dxa"/>
+            <w:tcW w:w="1879" w:type="dxa"/>
             <w:noWrap/>
             <w:vAlign w:val="top"/>
           </w:tcPr>
@@ -4905,7 +4905,7 @@
         </w:trPr>
         <w:tc>
           <w:tcPr>
-            <w:tcW w:w="1473" w:type="dxa"/>
+            <w:tcW w:w="1448" w:type="dxa"/>
             <w:shd w:val="clear" w:color="auto" w:fill="F4F7FB"/>
             <w:noWrap/>
             <w:vAlign w:val="top"/>
@@ -4922,7 +4922,7 @@
         </w:tc>
         <w:tc>
           <w:tcPr>
-            <w:tcW w:w="5660" w:type="dxa"/>
+            <w:tcW w:w="5700" w:type="dxa"/>
             <w:shd w:val="clear" w:color="auto" w:fill="F4F7FB"/>
             <w:vAlign w:val="top"/>
           </w:tcPr>
@@ -4938,7 +4938,7 @@
         </w:tc>
         <w:tc>
           <w:tcPr>
-            <w:tcW w:w="1894" w:type="dxa"/>
+            <w:tcW w:w="1879" w:type="dxa"/>
             <w:shd w:val="clear" w:color="auto" w:fill="F4F7FB"/>
             <w:noWrap/>
             <w:vAlign w:val="top"/>
@@ -4960,7 +4960,7 @@
         </w:trPr>
         <w:tc>
           <w:tcPr>
-            <w:tcW w:w="1473" w:type="dxa"/>
+            <w:tcW w:w="1448" w:type="dxa"/>
             <w:noWrap/>
             <w:vAlign w:val="top"/>
           </w:tcPr>
@@ -4976,7 +4976,7 @@
         </w:tc>
         <w:tc>
           <w:tcPr>
-            <w:tcW w:w="5660" w:type="dxa"/>
+            <w:tcW w:w="5700" w:type="dxa"/>
             <w:vAlign w:val="top"/>
           </w:tcPr>
           <w:p>
@@ -4991,7 +4991,7 @@
         </w:tc>
         <w:tc>
           <w:tcPr>
-            <w:tcW w:w="1894" w:type="dxa"/>
+            <w:tcW w:w="1879" w:type="dxa"/>
             <w:noWrap/>
             <w:vAlign w:val="top"/>
           </w:tcPr>
@@ -5012,7 +5012,7 @@
         </w:trPr>
         <w:tc>
           <w:tcPr>
-            <w:tcW w:w="1473" w:type="dxa"/>
+            <w:tcW w:w="1448" w:type="dxa"/>
             <w:shd w:val="clear" w:color="auto" w:fill="F4F7FB"/>
             <w:noWrap/>
             <w:vAlign w:val="top"/>
@@ -5029,7 +5029,7 @@
         </w:tc>
         <w:tc>
           <w:tcPr>
-            <w:tcW w:w="5660" w:type="dxa"/>
+            <w:tcW w:w="5700" w:type="dxa"/>
             <w:shd w:val="clear" w:color="auto" w:fill="F4F7FB"/>
             <w:vAlign w:val="top"/>
           </w:tcPr>
@@ -5045,7 +5045,7 @@
         </w:tc>
         <w:tc>
           <w:tcPr>
-            <w:tcW w:w="1894" w:type="dxa"/>
+            <w:tcW w:w="1879" w:type="dxa"/>
             <w:shd w:val="clear" w:color="auto" w:fill="F4F7FB"/>
             <w:noWrap/>
             <w:vAlign w:val="top"/>
@@ -5057,6 +5057,58 @@
             </w:pPr>
             <w:r>
               <w:t xml:space="preserve">UAT-PA-01</w:t>
+            </w:r>
+          </w:p>
+        </w:tc>
+      </w:tr>
+      <w:tr>
+        <w:trPr>
+          <w:cantSplit/>
+        </w:trPr>
+        <w:tc>
+          <w:tcPr>
+            <w:tcW w:w="1448" w:type="dxa"/>
+            <w:noWrap/>
+            <w:vAlign w:val="top"/>
+          </w:tcPr>
+          <w:p>
+            <w:pPr>
+              <w:pStyle w:val="TableText"/>
+              <w:jc w:val="left"/>
+            </w:pPr>
+            <w:r>
+              <w:t xml:space="preserve">UAT-REF-13</w:t>
+            </w:r>
+          </w:p>
+        </w:tc>
+        <w:tc>
+          <w:tcPr>
+            <w:tcW w:w="5700" w:type="dxa"/>
+            <w:vAlign w:val="top"/>
+          </w:tcPr>
+          <w:p>
+            <w:pPr>
+              <w:pStyle w:val="TableText"/>
+              <w:jc w:val="left"/>
+            </w:pPr>
+            <w:r>
+              <w:t xml:space="preserve">As UAT-REF-01, but use and seats never confirmed (not eligible for quick renewal until confirmed)</w:t>
+            </w:r>
+          </w:p>
+        </w:tc>
+        <w:tc>
+          <w:tcPr>
+            <w:tcW w:w="1879" w:type="dxa"/>
+            <w:noWrap/>
+            <w:vAlign w:val="top"/>
+          </w:tcPr>
+          <w:p>
+            <w:pPr>
+              <w:pStyle w:val="TableText"/>
+              <w:jc w:val="left"/>
+            </w:pPr>
+            <w:r>
+              <w:t xml:space="preserve">UAT-CU-01</w:t>
             </w:r>
           </w:p>
         </w:tc>
@@ -5137,10 +5189,10 @@
         <w:tblLook w:val="04A0" w:firstRow="1" w:lastRow="0" w:firstColumn="0" w:lastColumn="0" w:noHBand="0" w:noVBand="1"/>
       </w:tblPr>
       <w:tblGrid>
-        <w:gridCol w:w="1308"/>
-        <w:gridCol w:w="2884"/>
-        <w:gridCol w:w="3606"/>
-        <w:gridCol w:w="1229"/>
+        <w:gridCol w:w="1304"/>
+        <w:gridCol w:w="2367"/>
+        <w:gridCol w:w="4195"/>
+        <w:gridCol w:w="1161"/>
       </w:tblGrid>
       <w:tr>
         <w:trPr>
@@ -5149,7 +5201,7 @@
         </w:trPr>
         <w:tc>
           <w:tcPr>
-            <w:tcW w:w="1308" w:type="dxa"/>
+            <w:tcW w:w="1304" w:type="dxa"/>
             <w:shd w:val="clear" w:color="auto" w:fill="0F4761"/>
             <w:vAlign w:val="center"/>
           </w:tcPr>
@@ -5168,7 +5220,7 @@
         </w:tc>
         <w:tc>
           <w:tcPr>
-            <w:tcW w:w="2884" w:type="dxa"/>
+            <w:tcW w:w="2367" w:type="dxa"/>
             <w:shd w:val="clear" w:color="auto" w:fill="0F4761"/>
             <w:vAlign w:val="center"/>
           </w:tcPr>
@@ -5187,7 +5239,7 @@
         </w:tc>
         <w:tc>
           <w:tcPr>
-            <w:tcW w:w="3606" w:type="dxa"/>
+            <w:tcW w:w="4195" w:type="dxa"/>
             <w:shd w:val="clear" w:color="auto" w:fill="0F4761"/>
             <w:vAlign w:val="center"/>
           </w:tcPr>
@@ -5206,7 +5258,7 @@
         </w:tc>
         <w:tc>
           <w:tcPr>
-            <w:tcW w:w="1229" w:type="dxa"/>
+            <w:tcW w:w="1161" w:type="dxa"/>
             <w:shd w:val="clear" w:color="auto" w:fill="0F4761"/>
             <w:vAlign w:val="center"/>
           </w:tcPr>
@@ -5230,7 +5282,7 @@
         </w:trPr>
         <w:tc>
           <w:tcPr>
-            <w:tcW w:w="1308" w:type="dxa"/>
+            <w:tcW w:w="1304" w:type="dxa"/>
             <w:noWrap/>
             <w:vAlign w:val="top"/>
           </w:tcPr>
@@ -5246,7 +5298,7 @@
         </w:tc>
         <w:tc>
           <w:tcPr>
-            <w:tcW w:w="2884" w:type="dxa"/>
+            <w:tcW w:w="2367" w:type="dxa"/>
             <w:vAlign w:val="top"/>
           </w:tcPr>
           <w:p>
@@ -5261,7 +5313,7 @@
         </w:tc>
         <w:tc>
           <w:tcPr>
-            <w:tcW w:w="3606" w:type="dxa"/>
+            <w:tcW w:w="4195" w:type="dxa"/>
             <w:vAlign w:val="top"/>
           </w:tcPr>
           <w:p>
@@ -5276,7 +5328,7 @@
         </w:tc>
         <w:tc>
           <w:tcPr>
-            <w:tcW w:w="1229" w:type="dxa"/>
+            <w:tcW w:w="1161" w:type="dxa"/>
             <w:vAlign w:val="top"/>
           </w:tcPr>
           <w:p>
@@ -5296,7 +5348,7 @@
         </w:trPr>
         <w:tc>
           <w:tcPr>
-            <w:tcW w:w="1308" w:type="dxa"/>
+            <w:tcW w:w="1304" w:type="dxa"/>
             <w:shd w:val="clear" w:color="auto" w:fill="F4F7FB"/>
             <w:noWrap/>
             <w:vAlign w:val="top"/>
@@ -5313,7 +5365,7 @@
         </w:tc>
         <w:tc>
           <w:tcPr>
-            <w:tcW w:w="2884" w:type="dxa"/>
+            <w:tcW w:w="2367" w:type="dxa"/>
             <w:shd w:val="clear" w:color="auto" w:fill="F4F7FB"/>
             <w:vAlign w:val="top"/>
           </w:tcPr>
@@ -5329,7 +5381,7 @@
         </w:tc>
         <w:tc>
           <w:tcPr>
-            <w:tcW w:w="3606" w:type="dxa"/>
+            <w:tcW w:w="4195" w:type="dxa"/>
             <w:shd w:val="clear" w:color="auto" w:fill="F4F7FB"/>
             <w:vAlign w:val="top"/>
           </w:tcPr>
@@ -5345,7 +5397,7 @@
         </w:tc>
         <w:tc>
           <w:tcPr>
-            <w:tcW w:w="1229" w:type="dxa"/>
+            <w:tcW w:w="1161" w:type="dxa"/>
             <w:shd w:val="clear" w:color="auto" w:fill="F4F7FB"/>
             <w:vAlign w:val="top"/>
           </w:tcPr>
@@ -5366,7 +5418,7 @@
         </w:trPr>
         <w:tc>
           <w:tcPr>
-            <w:tcW w:w="1308" w:type="dxa"/>
+            <w:tcW w:w="1304" w:type="dxa"/>
             <w:noWrap/>
             <w:vAlign w:val="top"/>
           </w:tcPr>
@@ -5382,7 +5434,7 @@
         </w:tc>
         <w:tc>
           <w:tcPr>
-            <w:tcW w:w="2884" w:type="dxa"/>
+            <w:tcW w:w="2367" w:type="dxa"/>
             <w:vAlign w:val="top"/>
           </w:tcPr>
           <w:p>
@@ -5397,7 +5449,7 @@
         </w:tc>
         <w:tc>
           <w:tcPr>
-            <w:tcW w:w="3606" w:type="dxa"/>
+            <w:tcW w:w="4195" w:type="dxa"/>
             <w:vAlign w:val="top"/>
           </w:tcPr>
           <w:p>
@@ -5412,7 +5464,7 @@
         </w:tc>
         <w:tc>
           <w:tcPr>
-            <w:tcW w:w="1229" w:type="dxa"/>
+            <w:tcW w:w="1161" w:type="dxa"/>
             <w:noWrap/>
             <w:vAlign w:val="top"/>
           </w:tcPr>
@@ -5433,7 +5485,7 @@
         </w:trPr>
         <w:tc>
           <w:tcPr>
-            <w:tcW w:w="1308" w:type="dxa"/>
+            <w:tcW w:w="1304" w:type="dxa"/>
             <w:shd w:val="clear" w:color="auto" w:fill="F4F7FB"/>
             <w:noWrap/>
             <w:vAlign w:val="top"/>
@@ -5450,7 +5502,7 @@
         </w:tc>
         <w:tc>
           <w:tcPr>
-            <w:tcW w:w="2884" w:type="dxa"/>
+            <w:tcW w:w="2367" w:type="dxa"/>
             <w:shd w:val="clear" w:color="auto" w:fill="F4F7FB"/>
             <w:vAlign w:val="top"/>
           </w:tcPr>
@@ -5466,7 +5518,7 @@
         </w:tc>
         <w:tc>
           <w:tcPr>
-            <w:tcW w:w="3606" w:type="dxa"/>
+            <w:tcW w:w="4195" w:type="dxa"/>
             <w:shd w:val="clear" w:color="auto" w:fill="F4F7FB"/>
             <w:vAlign w:val="top"/>
           </w:tcPr>
@@ -5482,7 +5534,7 @@
         </w:tc>
         <w:tc>
           <w:tcPr>
-            <w:tcW w:w="1229" w:type="dxa"/>
+            <w:tcW w:w="1161" w:type="dxa"/>
             <w:shd w:val="clear" w:color="auto" w:fill="F4F7FB"/>
             <w:noWrap/>
             <w:vAlign w:val="top"/>
@@ -5504,7 +5556,7 @@
         </w:trPr>
         <w:tc>
           <w:tcPr>
-            <w:tcW w:w="1308" w:type="dxa"/>
+            <w:tcW w:w="1304" w:type="dxa"/>
             <w:noWrap/>
             <w:vAlign w:val="top"/>
           </w:tcPr>
@@ -5520,7 +5572,7 @@
         </w:tc>
         <w:tc>
           <w:tcPr>
-            <w:tcW w:w="2884" w:type="dxa"/>
+            <w:tcW w:w="2367" w:type="dxa"/>
             <w:vAlign w:val="top"/>
           </w:tcPr>
           <w:p>
@@ -5535,7 +5587,7 @@
         </w:tc>
         <w:tc>
           <w:tcPr>
-            <w:tcW w:w="3606" w:type="dxa"/>
+            <w:tcW w:w="4195" w:type="dxa"/>
             <w:vAlign w:val="top"/>
           </w:tcPr>
           <w:p>
@@ -5550,7 +5602,7 @@
         </w:tc>
         <w:tc>
           <w:tcPr>
-            <w:tcW w:w="1229" w:type="dxa"/>
+            <w:tcW w:w="1161" w:type="dxa"/>
             <w:vAlign w:val="top"/>
           </w:tcPr>
           <w:p>
@@ -5598,10 +5650,10 @@
         <w:tblLook w:val="04A0" w:firstRow="1" w:lastRow="0" w:firstColumn="0" w:lastColumn="0" w:noHBand="0" w:noVBand="1"/>
       </w:tblPr>
       <w:tblGrid>
-        <w:gridCol w:w="1308"/>
-        <w:gridCol w:w="2884"/>
-        <w:gridCol w:w="3606"/>
-        <w:gridCol w:w="1229"/>
+        <w:gridCol w:w="1304"/>
+        <w:gridCol w:w="2367"/>
+        <w:gridCol w:w="4195"/>
+        <w:gridCol w:w="1161"/>
       </w:tblGrid>
       <w:tr>
         <w:trPr>
@@ -5610,7 +5662,7 @@
         </w:trPr>
         <w:tc>
           <w:tcPr>
-            <w:tcW w:w="1308" w:type="dxa"/>
+            <w:tcW w:w="1304" w:type="dxa"/>
             <w:shd w:val="clear" w:color="auto" w:fill="0F4761"/>
             <w:vAlign w:val="center"/>
           </w:tcPr>
@@ -5629,7 +5681,7 @@
         </w:tc>
         <w:tc>
           <w:tcPr>
-            <w:tcW w:w="2884" w:type="dxa"/>
+            <w:tcW w:w="2367" w:type="dxa"/>
             <w:shd w:val="clear" w:color="auto" w:fill="0F4761"/>
             <w:vAlign w:val="center"/>
           </w:tcPr>
@@ -5648,7 +5700,7 @@
         </w:tc>
         <w:tc>
           <w:tcPr>
-            <w:tcW w:w="3606" w:type="dxa"/>
+            <w:tcW w:w="4195" w:type="dxa"/>
             <w:shd w:val="clear" w:color="auto" w:fill="0F4761"/>
             <w:vAlign w:val="center"/>
           </w:tcPr>
@@ -5667,7 +5719,7 @@
         </w:tc>
         <w:tc>
           <w:tcPr>
-            <w:tcW w:w="1229" w:type="dxa"/>
+            <w:tcW w:w="1161" w:type="dxa"/>
             <w:shd w:val="clear" w:color="auto" w:fill="0F4761"/>
             <w:vAlign w:val="center"/>
           </w:tcPr>
@@ -5691,7 +5743,7 @@
         </w:trPr>
         <w:tc>
           <w:tcPr>
-            <w:tcW w:w="1308" w:type="dxa"/>
+            <w:tcW w:w="1304" w:type="dxa"/>
             <w:noWrap/>
             <w:vAlign w:val="top"/>
           </w:tcPr>
@@ -5707,7 +5759,7 @@
         </w:tc>
         <w:tc>
           <w:tcPr>
-            <w:tcW w:w="2884" w:type="dxa"/>
+            <w:tcW w:w="2367" w:type="dxa"/>
             <w:vAlign w:val="top"/>
           </w:tcPr>
           <w:p>
@@ -5722,7 +5774,7 @@
         </w:tc>
         <w:tc>
           <w:tcPr>
-            <w:tcW w:w="3606" w:type="dxa"/>
+            <w:tcW w:w="4195" w:type="dxa"/>
             <w:vAlign w:val="top"/>
           </w:tcPr>
           <w:p>
@@ -5737,7 +5789,7 @@
         </w:tc>
         <w:tc>
           <w:tcPr>
-            <w:tcW w:w="1229" w:type="dxa"/>
+            <w:tcW w:w="1161" w:type="dxa"/>
             <w:vAlign w:val="top"/>
           </w:tcPr>
           <w:p>
@@ -5757,7 +5809,7 @@
         </w:trPr>
         <w:tc>
           <w:tcPr>
-            <w:tcW w:w="1308" w:type="dxa"/>
+            <w:tcW w:w="1304" w:type="dxa"/>
             <w:shd w:val="clear" w:color="auto" w:fill="F4F7FB"/>
             <w:noWrap/>
             <w:vAlign w:val="top"/>
@@ -5774,7 +5826,7 @@
         </w:tc>
         <w:tc>
           <w:tcPr>
-            <w:tcW w:w="2884" w:type="dxa"/>
+            <w:tcW w:w="2367" w:type="dxa"/>
             <w:shd w:val="clear" w:color="auto" w:fill="F4F7FB"/>
             <w:vAlign w:val="top"/>
           </w:tcPr>
@@ -5790,7 +5842,7 @@
         </w:tc>
         <w:tc>
           <w:tcPr>
-            <w:tcW w:w="3606" w:type="dxa"/>
+            <w:tcW w:w="4195" w:type="dxa"/>
             <w:shd w:val="clear" w:color="auto" w:fill="F4F7FB"/>
             <w:vAlign w:val="top"/>
           </w:tcPr>
@@ -5806,7 +5858,7 @@
         </w:tc>
         <w:tc>
           <w:tcPr>
-            <w:tcW w:w="1229" w:type="dxa"/>
+            <w:tcW w:w="1161" w:type="dxa"/>
             <w:shd w:val="clear" w:color="auto" w:fill="F4F7FB"/>
             <w:vAlign w:val="top"/>
           </w:tcPr>
@@ -5827,7 +5879,7 @@
         </w:trPr>
         <w:tc>
           <w:tcPr>
-            <w:tcW w:w="1308" w:type="dxa"/>
+            <w:tcW w:w="1304" w:type="dxa"/>
             <w:noWrap/>
             <w:vAlign w:val="top"/>
           </w:tcPr>
@@ -5843,7 +5895,7 @@
         </w:tc>
         <w:tc>
           <w:tcPr>
-            <w:tcW w:w="2884" w:type="dxa"/>
+            <w:tcW w:w="2367" w:type="dxa"/>
             <w:vAlign w:val="top"/>
           </w:tcPr>
           <w:p>
@@ -5858,7 +5910,7 @@
         </w:tc>
         <w:tc>
           <w:tcPr>
-            <w:tcW w:w="3606" w:type="dxa"/>
+            <w:tcW w:w="4195" w:type="dxa"/>
             <w:vAlign w:val="top"/>
           </w:tcPr>
           <w:p>
@@ -5873,7 +5925,7 @@
         </w:tc>
         <w:tc>
           <w:tcPr>
-            <w:tcW w:w="1229" w:type="dxa"/>
+            <w:tcW w:w="1161" w:type="dxa"/>
             <w:noWrap/>
             <w:vAlign w:val="top"/>
           </w:tcPr>
@@ -5894,7 +5946,7 @@
         </w:trPr>
         <w:tc>
           <w:tcPr>
-            <w:tcW w:w="1308" w:type="dxa"/>
+            <w:tcW w:w="1304" w:type="dxa"/>
             <w:shd w:val="clear" w:color="auto" w:fill="F4F7FB"/>
             <w:noWrap/>
             <w:vAlign w:val="top"/>
@@ -5911,7 +5963,7 @@
         </w:tc>
         <w:tc>
           <w:tcPr>
-            <w:tcW w:w="2884" w:type="dxa"/>
+            <w:tcW w:w="2367" w:type="dxa"/>
             <w:shd w:val="clear" w:color="auto" w:fill="F4F7FB"/>
             <w:vAlign w:val="top"/>
           </w:tcPr>
@@ -5927,7 +5979,7 @@
         </w:tc>
         <w:tc>
           <w:tcPr>
-            <w:tcW w:w="3606" w:type="dxa"/>
+            <w:tcW w:w="4195" w:type="dxa"/>
             <w:shd w:val="clear" w:color="auto" w:fill="F4F7FB"/>
             <w:vAlign w:val="top"/>
           </w:tcPr>
@@ -5943,7 +5995,7 @@
         </w:tc>
         <w:tc>
           <w:tcPr>
-            <w:tcW w:w="1229" w:type="dxa"/>
+            <w:tcW w:w="1161" w:type="dxa"/>
             <w:shd w:val="clear" w:color="auto" w:fill="F4F7FB"/>
             <w:noWrap/>
             <w:vAlign w:val="top"/>
@@ -5965,7 +6017,7 @@
         </w:trPr>
         <w:tc>
           <w:tcPr>
-            <w:tcW w:w="1308" w:type="dxa"/>
+            <w:tcW w:w="1304" w:type="dxa"/>
             <w:noWrap/>
             <w:vAlign w:val="top"/>
           </w:tcPr>
@@ -5981,7 +6033,7 @@
         </w:tc>
         <w:tc>
           <w:tcPr>
-            <w:tcW w:w="2884" w:type="dxa"/>
+            <w:tcW w:w="2367" w:type="dxa"/>
             <w:vAlign w:val="top"/>
           </w:tcPr>
           <w:p>
@@ -5996,7 +6048,7 @@
         </w:tc>
         <w:tc>
           <w:tcPr>
-            <w:tcW w:w="3606" w:type="dxa"/>
+            <w:tcW w:w="4195" w:type="dxa"/>
             <w:vAlign w:val="top"/>
           </w:tcPr>
           <w:p>
@@ -6011,7 +6063,7 @@
         </w:tc>
         <w:tc>
           <w:tcPr>
-            <w:tcW w:w="1229" w:type="dxa"/>
+            <w:tcW w:w="1161" w:type="dxa"/>
             <w:vAlign w:val="top"/>
           </w:tcPr>
           <w:p>
@@ -6031,7 +6083,7 @@
         </w:trPr>
         <w:tc>
           <w:tcPr>
-            <w:tcW w:w="1308" w:type="dxa"/>
+            <w:tcW w:w="1304" w:type="dxa"/>
             <w:shd w:val="clear" w:color="auto" w:fill="F4F7FB"/>
             <w:noWrap/>
             <w:vAlign w:val="top"/>
@@ -6048,7 +6100,7 @@
         </w:tc>
         <w:tc>
           <w:tcPr>
-            <w:tcW w:w="2884" w:type="dxa"/>
+            <w:tcW w:w="2367" w:type="dxa"/>
             <w:shd w:val="clear" w:color="auto" w:fill="F4F7FB"/>
             <w:vAlign w:val="top"/>
           </w:tcPr>
@@ -6064,7 +6116,7 @@
         </w:tc>
         <w:tc>
           <w:tcPr>
-            <w:tcW w:w="3606" w:type="dxa"/>
+            <w:tcW w:w="4195" w:type="dxa"/>
             <w:shd w:val="clear" w:color="auto" w:fill="F4F7FB"/>
             <w:vAlign w:val="top"/>
           </w:tcPr>
@@ -6080,7 +6132,7 @@
         </w:tc>
         <w:tc>
           <w:tcPr>
-            <w:tcW w:w="1229" w:type="dxa"/>
+            <w:tcW w:w="1161" w:type="dxa"/>
             <w:shd w:val="clear" w:color="auto" w:fill="F4F7FB"/>
             <w:noWrap/>
             <w:vAlign w:val="top"/>
@@ -6102,7 +6154,7 @@
         </w:trPr>
         <w:tc>
           <w:tcPr>
-            <w:tcW w:w="1308" w:type="dxa"/>
+            <w:tcW w:w="1304" w:type="dxa"/>
             <w:noWrap/>
             <w:vAlign w:val="top"/>
           </w:tcPr>
@@ -6118,7 +6170,7 @@
         </w:tc>
         <w:tc>
           <w:tcPr>
-            <w:tcW w:w="2884" w:type="dxa"/>
+            <w:tcW w:w="2367" w:type="dxa"/>
             <w:vAlign w:val="top"/>
           </w:tcPr>
           <w:p>
@@ -6133,7 +6185,7 @@
         </w:tc>
         <w:tc>
           <w:tcPr>
-            <w:tcW w:w="3606" w:type="dxa"/>
+            <w:tcW w:w="4195" w:type="dxa"/>
             <w:vAlign w:val="top"/>
           </w:tcPr>
           <w:p>
@@ -6166,7 +6218,7 @@
         </w:tc>
         <w:tc>
           <w:tcPr>
-            <w:tcW w:w="1229" w:type="dxa"/>
+            <w:tcW w:w="1161" w:type="dxa"/>
             <w:vAlign w:val="top"/>
           </w:tcPr>
           <w:p>
@@ -6222,10 +6274,10 @@
         <w:tblLook w:val="04A0" w:firstRow="1" w:lastRow="0" w:firstColumn="0" w:lastColumn="0" w:noHBand="0" w:noVBand="1"/>
       </w:tblPr>
       <w:tblGrid>
-        <w:gridCol w:w="1308"/>
-        <w:gridCol w:w="2884"/>
-        <w:gridCol w:w="3606"/>
-        <w:gridCol w:w="1229"/>
+        <w:gridCol w:w="1304"/>
+        <w:gridCol w:w="2367"/>
+        <w:gridCol w:w="4195"/>
+        <w:gridCol w:w="1161"/>
       </w:tblGrid>
       <w:tr>
         <w:trPr>
@@ -6234,7 +6286,7 @@
         </w:trPr>
         <w:tc>
           <w:tcPr>
-            <w:tcW w:w="1308" w:type="dxa"/>
+            <w:tcW w:w="1304" w:type="dxa"/>
             <w:shd w:val="clear" w:color="auto" w:fill="0F4761"/>
             <w:vAlign w:val="center"/>
           </w:tcPr>
@@ -6253,7 +6305,7 @@
         </w:tc>
         <w:tc>
           <w:tcPr>
-            <w:tcW w:w="2884" w:type="dxa"/>
+            <w:tcW w:w="2367" w:type="dxa"/>
             <w:shd w:val="clear" w:color="auto" w:fill="0F4761"/>
             <w:vAlign w:val="center"/>
           </w:tcPr>
@@ -6272,7 +6324,7 @@
         </w:tc>
         <w:tc>
           <w:tcPr>
-            <w:tcW w:w="3606" w:type="dxa"/>
+            <w:tcW w:w="4195" w:type="dxa"/>
             <w:shd w:val="clear" w:color="auto" w:fill="0F4761"/>
             <w:vAlign w:val="center"/>
           </w:tcPr>
@@ -6291,7 +6343,7 @@
         </w:tc>
         <w:tc>
           <w:tcPr>
-            <w:tcW w:w="1229" w:type="dxa"/>
+            <w:tcW w:w="1161" w:type="dxa"/>
             <w:shd w:val="clear" w:color="auto" w:fill="0F4761"/>
             <w:vAlign w:val="center"/>
           </w:tcPr>
@@ -6315,7 +6367,7 @@
         </w:trPr>
         <w:tc>
           <w:tcPr>
-            <w:tcW w:w="1308" w:type="dxa"/>
+            <w:tcW w:w="1304" w:type="dxa"/>
             <w:noWrap/>
             <w:vAlign w:val="top"/>
           </w:tcPr>
@@ -6331,7 +6383,7 @@
         </w:tc>
         <w:tc>
           <w:tcPr>
-            <w:tcW w:w="2884" w:type="dxa"/>
+            <w:tcW w:w="2367" w:type="dxa"/>
             <w:vAlign w:val="top"/>
           </w:tcPr>
           <w:p>
@@ -6346,7 +6398,7 @@
         </w:tc>
         <w:tc>
           <w:tcPr>
-            <w:tcW w:w="3606" w:type="dxa"/>
+            <w:tcW w:w="4195" w:type="dxa"/>
             <w:vAlign w:val="top"/>
           </w:tcPr>
           <w:p>
@@ -6361,7 +6413,7 @@
         </w:tc>
         <w:tc>
           <w:tcPr>
-            <w:tcW w:w="1229" w:type="dxa"/>
+            <w:tcW w:w="1161" w:type="dxa"/>
             <w:vAlign w:val="top"/>
           </w:tcPr>
           <w:p>
@@ -6381,7 +6433,7 @@
         </w:trPr>
         <w:tc>
           <w:tcPr>
-            <w:tcW w:w="1308" w:type="dxa"/>
+            <w:tcW w:w="1304" w:type="dxa"/>
             <w:shd w:val="clear" w:color="auto" w:fill="F4F7FB"/>
             <w:noWrap/>
             <w:vAlign w:val="top"/>
@@ -6398,7 +6450,7 @@
         </w:tc>
         <w:tc>
           <w:tcPr>
-            <w:tcW w:w="2884" w:type="dxa"/>
+            <w:tcW w:w="2367" w:type="dxa"/>
             <w:shd w:val="clear" w:color="auto" w:fill="F4F7FB"/>
             <w:vAlign w:val="top"/>
           </w:tcPr>
@@ -6414,7 +6466,7 @@
         </w:tc>
         <w:tc>
           <w:tcPr>
-            <w:tcW w:w="3606" w:type="dxa"/>
+            <w:tcW w:w="4195" w:type="dxa"/>
             <w:shd w:val="clear" w:color="auto" w:fill="F4F7FB"/>
             <w:vAlign w:val="top"/>
           </w:tcPr>
@@ -6430,7 +6482,7 @@
         </w:tc>
         <w:tc>
           <w:tcPr>
-            <w:tcW w:w="1229" w:type="dxa"/>
+            <w:tcW w:w="1161" w:type="dxa"/>
             <w:shd w:val="clear" w:color="auto" w:fill="F4F7FB"/>
             <w:noWrap/>
             <w:vAlign w:val="top"/>
@@ -6452,7 +6504,7 @@
         </w:trPr>
         <w:tc>
           <w:tcPr>
-            <w:tcW w:w="1308" w:type="dxa"/>
+            <w:tcW w:w="1304" w:type="dxa"/>
             <w:noWrap/>
             <w:vAlign w:val="top"/>
           </w:tcPr>
@@ -6468,7 +6520,7 @@
         </w:tc>
         <w:tc>
           <w:tcPr>
-            <w:tcW w:w="2884" w:type="dxa"/>
+            <w:tcW w:w="2367" w:type="dxa"/>
             <w:vAlign w:val="top"/>
           </w:tcPr>
           <w:p>
@@ -6483,7 +6535,7 @@
         </w:tc>
         <w:tc>
           <w:tcPr>
-            <w:tcW w:w="3606" w:type="dxa"/>
+            <w:tcW w:w="4195" w:type="dxa"/>
             <w:vAlign w:val="top"/>
           </w:tcPr>
           <w:p>
@@ -6498,7 +6550,7 @@
         </w:tc>
         <w:tc>
           <w:tcPr>
-            <w:tcW w:w="1229" w:type="dxa"/>
+            <w:tcW w:w="1161" w:type="dxa"/>
             <w:noWrap/>
             <w:vAlign w:val="top"/>
           </w:tcPr>
@@ -6519,7 +6571,7 @@
         </w:trPr>
         <w:tc>
           <w:tcPr>
-            <w:tcW w:w="1308" w:type="dxa"/>
+            <w:tcW w:w="1304" w:type="dxa"/>
             <w:shd w:val="clear" w:color="auto" w:fill="F4F7FB"/>
             <w:noWrap/>
             <w:vAlign w:val="top"/>
@@ -6536,7 +6588,7 @@
         </w:tc>
         <w:tc>
           <w:tcPr>
-            <w:tcW w:w="2884" w:type="dxa"/>
+            <w:tcW w:w="2367" w:type="dxa"/>
             <w:shd w:val="clear" w:color="auto" w:fill="F4F7FB"/>
             <w:vAlign w:val="top"/>
           </w:tcPr>
@@ -6564,7 +6616,7 @@
         </w:tc>
         <w:tc>
           <w:tcPr>
-            <w:tcW w:w="3606" w:type="dxa"/>
+            <w:tcW w:w="4195" w:type="dxa"/>
             <w:shd w:val="clear" w:color="auto" w:fill="F4F7FB"/>
             <w:vAlign w:val="top"/>
           </w:tcPr>
@@ -6580,7 +6632,7 @@
         </w:tc>
         <w:tc>
           <w:tcPr>
-            <w:tcW w:w="1229" w:type="dxa"/>
+            <w:tcW w:w="1161" w:type="dxa"/>
             <w:shd w:val="clear" w:color="auto" w:fill="F4F7FB"/>
             <w:noWrap/>
             <w:vAlign w:val="top"/>
@@ -6638,10 +6690,10 @@
         <w:tblLook w:val="04A0" w:firstRow="1" w:lastRow="0" w:firstColumn="0" w:lastColumn="0" w:noHBand="0" w:noVBand="1"/>
       </w:tblPr>
       <w:tblGrid>
-        <w:gridCol w:w="1308"/>
-        <w:gridCol w:w="2884"/>
-        <w:gridCol w:w="3606"/>
-        <w:gridCol w:w="1229"/>
+        <w:gridCol w:w="1304"/>
+        <w:gridCol w:w="2367"/>
+        <w:gridCol w:w="4195"/>
+        <w:gridCol w:w="1161"/>
       </w:tblGrid>
       <w:tr>
         <w:trPr>
@@ -6650,7 +6702,7 @@
         </w:trPr>
         <w:tc>
           <w:tcPr>
-            <w:tcW w:w="1308" w:type="dxa"/>
+            <w:tcW w:w="1304" w:type="dxa"/>
             <w:shd w:val="clear" w:color="auto" w:fill="0F4761"/>
             <w:vAlign w:val="center"/>
           </w:tcPr>
@@ -6669,7 +6721,7 @@
         </w:tc>
         <w:tc>
           <w:tcPr>
-            <w:tcW w:w="2884" w:type="dxa"/>
+            <w:tcW w:w="2367" w:type="dxa"/>
             <w:shd w:val="clear" w:color="auto" w:fill="0F4761"/>
             <w:vAlign w:val="center"/>
           </w:tcPr>
@@ -6688,7 +6740,7 @@
         </w:tc>
         <w:tc>
           <w:tcPr>
-            <w:tcW w:w="3606" w:type="dxa"/>
+            <w:tcW w:w="4195" w:type="dxa"/>
             <w:shd w:val="clear" w:color="auto" w:fill="0F4761"/>
             <w:vAlign w:val="center"/>
           </w:tcPr>
@@ -6707,7 +6759,7 @@
         </w:tc>
         <w:tc>
           <w:tcPr>
-            <w:tcW w:w="1229" w:type="dxa"/>
+            <w:tcW w:w="1161" w:type="dxa"/>
             <w:shd w:val="clear" w:color="auto" w:fill="0F4761"/>
             <w:vAlign w:val="center"/>
           </w:tcPr>
@@ -6731,7 +6783,7 @@
         </w:trPr>
         <w:tc>
           <w:tcPr>
-            <w:tcW w:w="1308" w:type="dxa"/>
+            <w:tcW w:w="1304" w:type="dxa"/>
             <w:noWrap/>
             <w:vAlign w:val="top"/>
           </w:tcPr>
@@ -6747,46 +6799,127 @@
         </w:tc>
         <w:tc>
           <w:tcPr>
-            <w:tcW w:w="2884" w:type="dxa"/>
-            <w:vAlign w:val="top"/>
-          </w:tcPr>
-          <w:p>
-            <w:pPr>
-              <w:pStyle w:val="TableText"/>
-              <w:jc w:val="left"/>
-            </w:pPr>
-            <w:r>
-              <w:t xml:space="preserve">Receive a renewal reminder, open the link and renew in three taps or fewer with the VETC wallet</w:t>
-            </w:r>
-          </w:p>
-        </w:tc>
-        <w:tc>
-          <w:tcPr>
-            <w:tcW w:w="3606" w:type="dxa"/>
-            <w:vAlign w:val="top"/>
-          </w:tcPr>
-          <w:p>
-            <w:pPr>
-              <w:pStyle w:val="TableText"/>
-              <w:jc w:val="left"/>
-            </w:pPr>
-            <w:r>
-              <w:t xml:space="preserve">Link opens the right vehicle; regulated premium; paid once; e-certificate shown; confirmation received; reminders stop</w:t>
-            </w:r>
-          </w:p>
-        </w:tc>
-        <w:tc>
-          <w:tcPr>
-            <w:tcW w:w="1229" w:type="dxa"/>
-            <w:vAlign w:val="top"/>
-          </w:tcPr>
-          <w:p>
-            <w:pPr>
-              <w:pStyle w:val="TableText"/>
-              <w:jc w:val="left"/>
-            </w:pPr>
-            <w:r>
-              <w:t xml:space="preserve">TC-073, TC-059, TC-150</w:t>
+            <w:tcW w:w="2367" w:type="dxa"/>
+            <w:vAlign w:val="top"/>
+          </w:tcPr>
+          <w:p>
+            <w:pPr>
+              <w:pStyle w:val="TableText"/>
+              <w:jc w:val="left"/>
+            </w:pPr>
+            <w:r>
+              <w:t xml:space="preserve">Receive a renewal reminder, open the link and renew by both paths: quick renewal for UAT-REF-01, the full flow for UAT-REF-13 and by choice</w:t>
+            </w:r>
+          </w:p>
+        </w:tc>
+        <w:tc>
+          <w:tcPr>
+            <w:tcW w:w="4195" w:type="dxa"/>
+            <w:vAlign w:val="top"/>
+          </w:tcPr>
+          <w:p>
+            <w:pPr>
+              <w:pStyle w:val="TableText"/>
+              <w:jc w:val="left"/>
+            </w:pPr>
+            <w:r>
+              <w:t xml:space="preserve">Link opens the right vehicle. Where the case is eligible,</w:t>
+            </w:r>
+            <w:r>
+              <w:t xml:space="preserve"> </w:t>
+            </w:r>
+            <w:r>
+              <w:t xml:space="preserve">“</w:t>
+            </w:r>
+            <w:r>
+              <w:t xml:space="preserve">Gia hạn nhanh</w:t>
+            </w:r>
+            <w:r>
+              <w:t xml:space="preserve">”</w:t>
+            </w:r>
+            <w:r>
+              <w:t xml:space="preserve"> </w:t>
+            </w:r>
+            <w:r>
+              <w:t xml:space="preserve">renews in 3 steps: open, tick the declaration,</w:t>
+            </w:r>
+            <w:r>
+              <w:t xml:space="preserve"> </w:t>
+            </w:r>
+            <w:r>
+              <w:t xml:space="preserve">“</w:t>
+            </w:r>
+            <w:r>
+              <w:t xml:space="preserve">Xác nhận thanh toán</w:t>
+            </w:r>
+            <w:r>
+              <w:t xml:space="preserve">”</w:t>
+            </w:r>
+            <w:r>
+              <w:t xml:space="preserve">. Where it is not, the reason is shown and the full flow is offered. The full flow (6 steps,</w:t>
+            </w:r>
+            <w:r>
+              <w:t xml:space="preserve"> </w:t>
+            </w:r>
+            <w:r>
+              <w:t xml:space="preserve">“</w:t>
+            </w:r>
+            <w:r>
+              <w:t xml:space="preserve">Gia hạn ngay</w:t>
+            </w:r>
+            <w:r>
+              <w:t xml:space="preserve">”</w:t>
+            </w:r>
+            <w:r>
+              <w:t xml:space="preserve"> </w:t>
+            </w:r>
+            <w:r>
+              <w:t xml:space="preserve">to</w:t>
+            </w:r>
+            <w:r>
+              <w:t xml:space="preserve"> </w:t>
+            </w:r>
+            <w:r>
+              <w:t xml:space="preserve">“</w:t>
+            </w:r>
+            <w:r>
+              <w:t xml:space="preserve">Xác nhận thanh toán</w:t>
+            </w:r>
+            <w:r>
+              <w:t xml:space="preserve">”</w:t>
+            </w:r>
+            <w:r>
+              <w:t xml:space="preserve">) is always available as</w:t>
+            </w:r>
+            <w:r>
+              <w:t xml:space="preserve"> </w:t>
+            </w:r>
+            <w:r>
+              <w:t xml:space="preserve">“</w:t>
+            </w:r>
+            <w:r>
+              <w:t xml:space="preserve">Tùy chỉnh gói bảo hiểm</w:t>
+            </w:r>
+            <w:r>
+              <w:t xml:space="preserve">”</w:t>
+            </w:r>
+            <w:r>
+              <w:t xml:space="preserve">. Regulated premium; paid once; e-certificate shown; confirmation received; reminders stop; median renewal time 60 seconds or less</w:t>
+            </w:r>
+          </w:p>
+        </w:tc>
+        <w:tc>
+          <w:tcPr>
+            <w:tcW w:w="1161" w:type="dxa"/>
+            <w:vAlign w:val="top"/>
+          </w:tcPr>
+          <w:p>
+            <w:pPr>
+              <w:pStyle w:val="TableText"/>
+              <w:jc w:val="left"/>
+            </w:pPr>
+            <w:r>
+              <w:t xml:space="preserve">TC-059, TC-073, TC-150, TC-202 to TC-205</w:t>
             </w:r>
           </w:p>
         </w:tc>
@@ -6797,7 +6930,7 @@
         </w:trPr>
         <w:tc>
           <w:tcPr>
-            <w:tcW w:w="1308" w:type="dxa"/>
+            <w:tcW w:w="1304" w:type="dxa"/>
             <w:shd w:val="clear" w:color="auto" w:fill="F4F7FB"/>
             <w:noWrap/>
             <w:vAlign w:val="top"/>
@@ -6814,7 +6947,7 @@
         </w:tc>
         <w:tc>
           <w:tcPr>
-            <w:tcW w:w="2884" w:type="dxa"/>
+            <w:tcW w:w="2367" w:type="dxa"/>
             <w:shd w:val="clear" w:color="auto" w:fill="F4F7FB"/>
             <w:vAlign w:val="top"/>
           </w:tcPr>
@@ -6830,7 +6963,7 @@
         </w:tc>
         <w:tc>
           <w:tcPr>
-            <w:tcW w:w="3606" w:type="dxa"/>
+            <w:tcW w:w="4195" w:type="dxa"/>
             <w:shd w:val="clear" w:color="auto" w:fill="F4F7FB"/>
             <w:vAlign w:val="top"/>
           </w:tcPr>
@@ -6846,7 +6979,7 @@
         </w:tc>
         <w:tc>
           <w:tcPr>
-            <w:tcW w:w="1229" w:type="dxa"/>
+            <w:tcW w:w="1161" w:type="dxa"/>
             <w:shd w:val="clear" w:color="auto" w:fill="F4F7FB"/>
             <w:noWrap/>
             <w:vAlign w:val="top"/>
@@ -6868,7 +7001,7 @@
         </w:trPr>
         <w:tc>
           <w:tcPr>
-            <w:tcW w:w="1308" w:type="dxa"/>
+            <w:tcW w:w="1304" w:type="dxa"/>
             <w:noWrap/>
             <w:vAlign w:val="top"/>
           </w:tcPr>
@@ -6884,7 +7017,7 @@
         </w:tc>
         <w:tc>
           <w:tcPr>
-            <w:tcW w:w="2884" w:type="dxa"/>
+            <w:tcW w:w="2367" w:type="dxa"/>
             <w:vAlign w:val="top"/>
           </w:tcPr>
           <w:p>
@@ -6899,7 +7032,7 @@
         </w:tc>
         <w:tc>
           <w:tcPr>
-            <w:tcW w:w="3606" w:type="dxa"/>
+            <w:tcW w:w="4195" w:type="dxa"/>
             <w:vAlign w:val="top"/>
           </w:tcPr>
           <w:p>
@@ -6914,7 +7047,7 @@
         </w:tc>
         <w:tc>
           <w:tcPr>
-            <w:tcW w:w="1229" w:type="dxa"/>
+            <w:tcW w:w="1161" w:type="dxa"/>
             <w:vAlign w:val="top"/>
           </w:tcPr>
           <w:p>
@@ -6934,7 +7067,7 @@
         </w:trPr>
         <w:tc>
           <w:tcPr>
-            <w:tcW w:w="1308" w:type="dxa"/>
+            <w:tcW w:w="1304" w:type="dxa"/>
             <w:shd w:val="clear" w:color="auto" w:fill="F4F7FB"/>
             <w:noWrap/>
             <w:vAlign w:val="top"/>
@@ -6951,7 +7084,7 @@
         </w:tc>
         <w:tc>
           <w:tcPr>
-            <w:tcW w:w="2884" w:type="dxa"/>
+            <w:tcW w:w="2367" w:type="dxa"/>
             <w:shd w:val="clear" w:color="auto" w:fill="F4F7FB"/>
             <w:vAlign w:val="top"/>
           </w:tcPr>
@@ -6967,7 +7100,7 @@
         </w:tc>
         <w:tc>
           <w:tcPr>
-            <w:tcW w:w="3606" w:type="dxa"/>
+            <w:tcW w:w="4195" w:type="dxa"/>
             <w:shd w:val="clear" w:color="auto" w:fill="F4F7FB"/>
             <w:vAlign w:val="top"/>
           </w:tcPr>
@@ -6983,7 +7116,7 @@
         </w:tc>
         <w:tc>
           <w:tcPr>
-            <w:tcW w:w="1229" w:type="dxa"/>
+            <w:tcW w:w="1161" w:type="dxa"/>
             <w:shd w:val="clear" w:color="auto" w:fill="F4F7FB"/>
             <w:noWrap/>
             <w:vAlign w:val="top"/>
@@ -7005,7 +7138,7 @@
         </w:trPr>
         <w:tc>
           <w:tcPr>
-            <w:tcW w:w="1308" w:type="dxa"/>
+            <w:tcW w:w="1304" w:type="dxa"/>
             <w:noWrap/>
             <w:vAlign w:val="top"/>
           </w:tcPr>
@@ -7021,7 +7154,7 @@
         </w:tc>
         <w:tc>
           <w:tcPr>
-            <w:tcW w:w="2884" w:type="dxa"/>
+            <w:tcW w:w="2367" w:type="dxa"/>
             <w:vAlign w:val="top"/>
           </w:tcPr>
           <w:p>
@@ -7036,32 +7169,31 @@
         </w:tc>
         <w:tc>
           <w:tcPr>
-            <w:tcW w:w="3606" w:type="dxa"/>
-            <w:vAlign w:val="top"/>
-          </w:tcPr>
-          <w:p>
-            <w:pPr>
-              <w:pStyle w:val="TableText"/>
-              <w:jc w:val="left"/>
-            </w:pPr>
-            <w:r>
-              <w:t xml:space="preserve">Export complete and readable</w:t>
-            </w:r>
-          </w:p>
-        </w:tc>
-        <w:tc>
-          <w:tcPr>
-            <w:tcW w:w="1229" w:type="dxa"/>
-            <w:noWrap/>
-            <w:vAlign w:val="top"/>
-          </w:tcPr>
-          <w:p>
-            <w:pPr>
-              <w:pStyle w:val="TableText"/>
-              <w:jc w:val="left"/>
-            </w:pPr>
-            <w:r>
-              <w:t xml:space="preserve">TC-105</w:t>
+            <w:tcW w:w="4195" w:type="dxa"/>
+            <w:vAlign w:val="top"/>
+          </w:tcPr>
+          <w:p>
+            <w:pPr>
+              <w:pStyle w:val="TableText"/>
+              <w:jc w:val="left"/>
+            </w:pPr>
+            <w:r>
+              <w:t xml:space="preserve">Export complete and readable; recorded in the data requests register as a completed access request from the app</w:t>
+            </w:r>
+          </w:p>
+        </w:tc>
+        <w:tc>
+          <w:tcPr>
+            <w:tcW w:w="1161" w:type="dxa"/>
+            <w:vAlign w:val="top"/>
+          </w:tcPr>
+          <w:p>
+            <w:pPr>
+              <w:pStyle w:val="TableText"/>
+              <w:jc w:val="left"/>
+            </w:pPr>
+            <w:r>
+              <w:t xml:space="preserve">TC-105, TC-194</w:t>
             </w:r>
           </w:p>
         </w:tc>
@@ -7072,7 +7204,7 @@
         </w:trPr>
         <w:tc>
           <w:tcPr>
-            <w:tcW w:w="1308" w:type="dxa"/>
+            <w:tcW w:w="1304" w:type="dxa"/>
             <w:shd w:val="clear" w:color="auto" w:fill="F4F7FB"/>
             <w:noWrap/>
             <w:vAlign w:val="top"/>
@@ -7089,7 +7221,7 @@
         </w:tc>
         <w:tc>
           <w:tcPr>
-            <w:tcW w:w="2884" w:type="dxa"/>
+            <w:tcW w:w="2367" w:type="dxa"/>
             <w:shd w:val="clear" w:color="auto" w:fill="F4F7FB"/>
             <w:vAlign w:val="top"/>
           </w:tcPr>
@@ -7105,7 +7237,7 @@
         </w:tc>
         <w:tc>
           <w:tcPr>
-            <w:tcW w:w="3606" w:type="dxa"/>
+            <w:tcW w:w="4195" w:type="dxa"/>
             <w:shd w:val="clear" w:color="auto" w:fill="F4F7FB"/>
             <w:vAlign w:val="top"/>
           </w:tcPr>
@@ -7121,7 +7253,7 @@
         </w:tc>
         <w:tc>
           <w:tcPr>
-            <w:tcW w:w="1229" w:type="dxa"/>
+            <w:tcW w:w="1161" w:type="dxa"/>
             <w:shd w:val="clear" w:color="auto" w:fill="F4F7FB"/>
             <w:noWrap/>
             <w:vAlign w:val="top"/>
@@ -7143,7 +7275,7 @@
         </w:trPr>
         <w:tc>
           <w:tcPr>
-            <w:tcW w:w="1308" w:type="dxa"/>
+            <w:tcW w:w="1304" w:type="dxa"/>
             <w:noWrap/>
             <w:vAlign w:val="top"/>
           </w:tcPr>
@@ -7159,7 +7291,7 @@
         </w:tc>
         <w:tc>
           <w:tcPr>
-            <w:tcW w:w="2884" w:type="dxa"/>
+            <w:tcW w:w="2367" w:type="dxa"/>
             <w:vAlign w:val="top"/>
           </w:tcPr>
           <w:p>
@@ -7174,7 +7306,7 @@
         </w:tc>
         <w:tc>
           <w:tcPr>
-            <w:tcW w:w="3606" w:type="dxa"/>
+            <w:tcW w:w="4195" w:type="dxa"/>
             <w:vAlign w:val="top"/>
           </w:tcPr>
           <w:p>
@@ -7189,7 +7321,7 @@
         </w:tc>
         <w:tc>
           <w:tcPr>
-            <w:tcW w:w="1229" w:type="dxa"/>
+            <w:tcW w:w="1161" w:type="dxa"/>
             <w:noWrap/>
             <w:vAlign w:val="top"/>
           </w:tcPr>
@@ -7238,10 +7370,10 @@
         <w:tblLook w:val="04A0" w:firstRow="1" w:lastRow="0" w:firstColumn="0" w:lastColumn="0" w:noHBand="0" w:noVBand="1"/>
       </w:tblPr>
       <w:tblGrid>
-        <w:gridCol w:w="1308"/>
-        <w:gridCol w:w="2884"/>
-        <w:gridCol w:w="3606"/>
-        <w:gridCol w:w="1229"/>
+        <w:gridCol w:w="1304"/>
+        <w:gridCol w:w="2367"/>
+        <w:gridCol w:w="4195"/>
+        <w:gridCol w:w="1161"/>
       </w:tblGrid>
       <w:tr>
         <w:trPr>
@@ -7250,7 +7382,7 @@
         </w:trPr>
         <w:tc>
           <w:tcPr>
-            <w:tcW w:w="1308" w:type="dxa"/>
+            <w:tcW w:w="1304" w:type="dxa"/>
             <w:shd w:val="clear" w:color="auto" w:fill="0F4761"/>
             <w:vAlign w:val="center"/>
           </w:tcPr>
@@ -7269,7 +7401,7 @@
         </w:tc>
         <w:tc>
           <w:tcPr>
-            <w:tcW w:w="2884" w:type="dxa"/>
+            <w:tcW w:w="2367" w:type="dxa"/>
             <w:shd w:val="clear" w:color="auto" w:fill="0F4761"/>
             <w:vAlign w:val="center"/>
           </w:tcPr>
@@ -7288,7 +7420,7 @@
         </w:tc>
         <w:tc>
           <w:tcPr>
-            <w:tcW w:w="3606" w:type="dxa"/>
+            <w:tcW w:w="4195" w:type="dxa"/>
             <w:shd w:val="clear" w:color="auto" w:fill="0F4761"/>
             <w:vAlign w:val="center"/>
           </w:tcPr>
@@ -7307,7 +7439,7 @@
         </w:tc>
         <w:tc>
           <w:tcPr>
-            <w:tcW w:w="1229" w:type="dxa"/>
+            <w:tcW w:w="1161" w:type="dxa"/>
             <w:shd w:val="clear" w:color="auto" w:fill="0F4761"/>
             <w:vAlign w:val="center"/>
           </w:tcPr>
@@ -7331,7 +7463,7 @@
         </w:trPr>
         <w:tc>
           <w:tcPr>
-            <w:tcW w:w="1308" w:type="dxa"/>
+            <w:tcW w:w="1304" w:type="dxa"/>
             <w:noWrap/>
             <w:vAlign w:val="top"/>
           </w:tcPr>
@@ -7347,7 +7479,7 @@
         </w:tc>
         <w:tc>
           <w:tcPr>
-            <w:tcW w:w="2884" w:type="dxa"/>
+            <w:tcW w:w="2367" w:type="dxa"/>
             <w:vAlign w:val="top"/>
           </w:tcPr>
           <w:p>
@@ -7362,7 +7494,7 @@
         </w:tc>
         <w:tc>
           <w:tcPr>
-            <w:tcW w:w="3606" w:type="dxa"/>
+            <w:tcW w:w="4195" w:type="dxa"/>
             <w:vAlign w:val="top"/>
           </w:tcPr>
           <w:p>
@@ -7377,7 +7509,7 @@
         </w:tc>
         <w:tc>
           <w:tcPr>
-            <w:tcW w:w="1229" w:type="dxa"/>
+            <w:tcW w:w="1161" w:type="dxa"/>
             <w:vAlign w:val="top"/>
           </w:tcPr>
           <w:p>
@@ -7397,7 +7529,7 @@
         </w:trPr>
         <w:tc>
           <w:tcPr>
-            <w:tcW w:w="1308" w:type="dxa"/>
+            <w:tcW w:w="1304" w:type="dxa"/>
             <w:shd w:val="clear" w:color="auto" w:fill="F4F7FB"/>
             <w:noWrap/>
             <w:vAlign w:val="top"/>
@@ -7414,7 +7546,7 @@
         </w:tc>
         <w:tc>
           <w:tcPr>
-            <w:tcW w:w="2884" w:type="dxa"/>
+            <w:tcW w:w="2367" w:type="dxa"/>
             <w:shd w:val="clear" w:color="auto" w:fill="F4F7FB"/>
             <w:vAlign w:val="top"/>
           </w:tcPr>
@@ -7466,7 +7598,7 @@
         </w:tc>
         <w:tc>
           <w:tcPr>
-            <w:tcW w:w="3606" w:type="dxa"/>
+            <w:tcW w:w="4195" w:type="dxa"/>
             <w:shd w:val="clear" w:color="auto" w:fill="F4F7FB"/>
             <w:vAlign w:val="top"/>
           </w:tcPr>
@@ -7482,7 +7614,7 @@
         </w:tc>
         <w:tc>
           <w:tcPr>
-            <w:tcW w:w="1229" w:type="dxa"/>
+            <w:tcW w:w="1161" w:type="dxa"/>
             <w:shd w:val="clear" w:color="auto" w:fill="F4F7FB"/>
             <w:noWrap/>
             <w:vAlign w:val="top"/>
@@ -7504,7 +7636,7 @@
         </w:trPr>
         <w:tc>
           <w:tcPr>
-            <w:tcW w:w="1308" w:type="dxa"/>
+            <w:tcW w:w="1304" w:type="dxa"/>
             <w:noWrap/>
             <w:vAlign w:val="top"/>
           </w:tcPr>
@@ -7520,7 +7652,7 @@
         </w:tc>
         <w:tc>
           <w:tcPr>
-            <w:tcW w:w="2884" w:type="dxa"/>
+            <w:tcW w:w="2367" w:type="dxa"/>
             <w:vAlign w:val="top"/>
           </w:tcPr>
           <w:p>
@@ -7535,7 +7667,7 @@
         </w:tc>
         <w:tc>
           <w:tcPr>
-            <w:tcW w:w="3606" w:type="dxa"/>
+            <w:tcW w:w="4195" w:type="dxa"/>
             <w:vAlign w:val="top"/>
           </w:tcPr>
           <w:p>
@@ -7550,7 +7682,7 @@
         </w:tc>
         <w:tc>
           <w:tcPr>
-            <w:tcW w:w="1229" w:type="dxa"/>
+            <w:tcW w:w="1161" w:type="dxa"/>
             <w:vAlign w:val="top"/>
           </w:tcPr>
           <w:p>
@@ -7570,7 +7702,7 @@
         </w:trPr>
         <w:tc>
           <w:tcPr>
-            <w:tcW w:w="1308" w:type="dxa"/>
+            <w:tcW w:w="1304" w:type="dxa"/>
             <w:shd w:val="clear" w:color="auto" w:fill="F4F7FB"/>
             <w:noWrap/>
             <w:vAlign w:val="top"/>
@@ -7587,7 +7719,7 @@
         </w:tc>
         <w:tc>
           <w:tcPr>
-            <w:tcW w:w="2884" w:type="dxa"/>
+            <w:tcW w:w="2367" w:type="dxa"/>
             <w:shd w:val="clear" w:color="auto" w:fill="F4F7FB"/>
             <w:vAlign w:val="top"/>
           </w:tcPr>
@@ -7603,7 +7735,7 @@
         </w:tc>
         <w:tc>
           <w:tcPr>
-            <w:tcW w:w="3606" w:type="dxa"/>
+            <w:tcW w:w="4195" w:type="dxa"/>
             <w:shd w:val="clear" w:color="auto" w:fill="F4F7FB"/>
             <w:vAlign w:val="top"/>
           </w:tcPr>
@@ -7619,7 +7751,7 @@
         </w:tc>
         <w:tc>
           <w:tcPr>
-            <w:tcW w:w="1229" w:type="dxa"/>
+            <w:tcW w:w="1161" w:type="dxa"/>
             <w:shd w:val="clear" w:color="auto" w:fill="F4F7FB"/>
             <w:noWrap/>
             <w:vAlign w:val="top"/>
@@ -7641,7 +7773,7 @@
         </w:trPr>
         <w:tc>
           <w:tcPr>
-            <w:tcW w:w="1308" w:type="dxa"/>
+            <w:tcW w:w="1304" w:type="dxa"/>
             <w:noWrap/>
             <w:vAlign w:val="top"/>
           </w:tcPr>
@@ -7657,7 +7789,7 @@
         </w:tc>
         <w:tc>
           <w:tcPr>
-            <w:tcW w:w="2884" w:type="dxa"/>
+            <w:tcW w:w="2367" w:type="dxa"/>
             <w:vAlign w:val="top"/>
           </w:tcPr>
           <w:p>
@@ -7672,7 +7804,7 @@
         </w:tc>
         <w:tc>
           <w:tcPr>
-            <w:tcW w:w="3606" w:type="dxa"/>
+            <w:tcW w:w="4195" w:type="dxa"/>
             <w:vAlign w:val="top"/>
           </w:tcPr>
           <w:p>
@@ -7687,7 +7819,7 @@
         </w:tc>
         <w:tc>
           <w:tcPr>
-            <w:tcW w:w="1229" w:type="dxa"/>
+            <w:tcW w:w="1161" w:type="dxa"/>
             <w:noWrap/>
             <w:vAlign w:val="top"/>
           </w:tcPr>
@@ -7708,7 +7840,7 @@
         </w:trPr>
         <w:tc>
           <w:tcPr>
-            <w:tcW w:w="1308" w:type="dxa"/>
+            <w:tcW w:w="1304" w:type="dxa"/>
             <w:shd w:val="clear" w:color="auto" w:fill="F4F7FB"/>
             <w:noWrap/>
             <w:vAlign w:val="top"/>
@@ -7725,7 +7857,7 @@
         </w:tc>
         <w:tc>
           <w:tcPr>
-            <w:tcW w:w="2884" w:type="dxa"/>
+            <w:tcW w:w="2367" w:type="dxa"/>
             <w:shd w:val="clear" w:color="auto" w:fill="F4F7FB"/>
             <w:vAlign w:val="top"/>
           </w:tcPr>
@@ -7741,7 +7873,7 @@
         </w:tc>
         <w:tc>
           <w:tcPr>
-            <w:tcW w:w="3606" w:type="dxa"/>
+            <w:tcW w:w="4195" w:type="dxa"/>
             <w:shd w:val="clear" w:color="auto" w:fill="F4F7FB"/>
             <w:vAlign w:val="top"/>
           </w:tcPr>
@@ -7757,7 +7889,7 @@
         </w:tc>
         <w:tc>
           <w:tcPr>
-            <w:tcW w:w="1229" w:type="dxa"/>
+            <w:tcW w:w="1161" w:type="dxa"/>
             <w:shd w:val="clear" w:color="auto" w:fill="F4F7FB"/>
             <w:noWrap/>
             <w:vAlign w:val="top"/>
@@ -7807,10 +7939,10 @@
         <w:tblLook w:val="04A0" w:firstRow="1" w:lastRow="0" w:firstColumn="0" w:lastColumn="0" w:noHBand="0" w:noVBand="1"/>
       </w:tblPr>
       <w:tblGrid>
-        <w:gridCol w:w="1308"/>
-        <w:gridCol w:w="2884"/>
-        <w:gridCol w:w="3606"/>
-        <w:gridCol w:w="1229"/>
+        <w:gridCol w:w="1304"/>
+        <w:gridCol w:w="2367"/>
+        <w:gridCol w:w="4195"/>
+        <w:gridCol w:w="1161"/>
       </w:tblGrid>
       <w:tr>
         <w:trPr>
@@ -7819,7 +7951,7 @@
         </w:trPr>
         <w:tc>
           <w:tcPr>
-            <w:tcW w:w="1308" w:type="dxa"/>
+            <w:tcW w:w="1304" w:type="dxa"/>
             <w:shd w:val="clear" w:color="auto" w:fill="0F4761"/>
             <w:vAlign w:val="center"/>
           </w:tcPr>
@@ -7838,7 +7970,7 @@
         </w:tc>
         <w:tc>
           <w:tcPr>
-            <w:tcW w:w="2884" w:type="dxa"/>
+            <w:tcW w:w="2367" w:type="dxa"/>
             <w:shd w:val="clear" w:color="auto" w:fill="0F4761"/>
             <w:vAlign w:val="center"/>
           </w:tcPr>
@@ -7857,7 +7989,7 @@
         </w:tc>
         <w:tc>
           <w:tcPr>
-            <w:tcW w:w="3606" w:type="dxa"/>
+            <w:tcW w:w="4195" w:type="dxa"/>
             <w:shd w:val="clear" w:color="auto" w:fill="0F4761"/>
             <w:vAlign w:val="center"/>
           </w:tcPr>
@@ -7876,7 +8008,7 @@
         </w:tc>
         <w:tc>
           <w:tcPr>
-            <w:tcW w:w="1229" w:type="dxa"/>
+            <w:tcW w:w="1161" w:type="dxa"/>
             <w:shd w:val="clear" w:color="auto" w:fill="0F4761"/>
             <w:vAlign w:val="center"/>
           </w:tcPr>
@@ -7900,7 +8032,7 @@
         </w:trPr>
         <w:tc>
           <w:tcPr>
-            <w:tcW w:w="1308" w:type="dxa"/>
+            <w:tcW w:w="1304" w:type="dxa"/>
             <w:noWrap/>
             <w:vAlign w:val="top"/>
           </w:tcPr>
@@ -7916,7 +8048,7 @@
         </w:tc>
         <w:tc>
           <w:tcPr>
-            <w:tcW w:w="2884" w:type="dxa"/>
+            <w:tcW w:w="2367" w:type="dxa"/>
             <w:vAlign w:val="top"/>
           </w:tcPr>
           <w:p>
@@ -7931,7 +8063,7 @@
         </w:tc>
         <w:tc>
           <w:tcPr>
-            <w:tcW w:w="3606" w:type="dxa"/>
+            <w:tcW w:w="4195" w:type="dxa"/>
             <w:vAlign w:val="top"/>
           </w:tcPr>
           <w:p>
@@ -7946,7 +8078,7 @@
         </w:tc>
         <w:tc>
           <w:tcPr>
-            <w:tcW w:w="1229" w:type="dxa"/>
+            <w:tcW w:w="1161" w:type="dxa"/>
             <w:vAlign w:val="top"/>
           </w:tcPr>
           <w:p>
@@ -7966,7 +8098,7 @@
         </w:trPr>
         <w:tc>
           <w:tcPr>
-            <w:tcW w:w="1308" w:type="dxa"/>
+            <w:tcW w:w="1304" w:type="dxa"/>
             <w:shd w:val="clear" w:color="auto" w:fill="F4F7FB"/>
             <w:noWrap/>
             <w:vAlign w:val="top"/>
@@ -7983,7 +8115,7 @@
         </w:tc>
         <w:tc>
           <w:tcPr>
-            <w:tcW w:w="2884" w:type="dxa"/>
+            <w:tcW w:w="2367" w:type="dxa"/>
             <w:shd w:val="clear" w:color="auto" w:fill="F4F7FB"/>
             <w:vAlign w:val="top"/>
           </w:tcPr>
@@ -7999,7 +8131,7 @@
         </w:tc>
         <w:tc>
           <w:tcPr>
-            <w:tcW w:w="3606" w:type="dxa"/>
+            <w:tcW w:w="4195" w:type="dxa"/>
             <w:shd w:val="clear" w:color="auto" w:fill="F4F7FB"/>
             <w:vAlign w:val="top"/>
           </w:tcPr>
@@ -8015,7 +8147,7 @@
         </w:tc>
         <w:tc>
           <w:tcPr>
-            <w:tcW w:w="1229" w:type="dxa"/>
+            <w:tcW w:w="1161" w:type="dxa"/>
             <w:shd w:val="clear" w:color="auto" w:fill="F4F7FB"/>
             <w:vAlign w:val="top"/>
           </w:tcPr>
@@ -8036,7 +8168,7 @@
         </w:trPr>
         <w:tc>
           <w:tcPr>
-            <w:tcW w:w="1308" w:type="dxa"/>
+            <w:tcW w:w="1304" w:type="dxa"/>
             <w:noWrap/>
             <w:vAlign w:val="top"/>
           </w:tcPr>
@@ -8052,7 +8184,7 @@
         </w:tc>
         <w:tc>
           <w:tcPr>
-            <w:tcW w:w="2884" w:type="dxa"/>
+            <w:tcW w:w="2367" w:type="dxa"/>
             <w:vAlign w:val="top"/>
           </w:tcPr>
           <w:p>
@@ -8067,7 +8199,7 @@
         </w:tc>
         <w:tc>
           <w:tcPr>
-            <w:tcW w:w="3606" w:type="dxa"/>
+            <w:tcW w:w="4195" w:type="dxa"/>
             <w:vAlign w:val="top"/>
           </w:tcPr>
           <w:p>
@@ -8082,7 +8214,7 @@
         </w:tc>
         <w:tc>
           <w:tcPr>
-            <w:tcW w:w="1229" w:type="dxa"/>
+            <w:tcW w:w="1161" w:type="dxa"/>
             <w:noWrap/>
             <w:vAlign w:val="top"/>
           </w:tcPr>
@@ -8103,7 +8235,7 @@
         </w:trPr>
         <w:tc>
           <w:tcPr>
-            <w:tcW w:w="1308" w:type="dxa"/>
+            <w:tcW w:w="1304" w:type="dxa"/>
             <w:shd w:val="clear" w:color="auto" w:fill="F4F7FB"/>
             <w:noWrap/>
             <w:vAlign w:val="top"/>
@@ -8120,7 +8252,7 @@
         </w:tc>
         <w:tc>
           <w:tcPr>
-            <w:tcW w:w="2884" w:type="dxa"/>
+            <w:tcW w:w="2367" w:type="dxa"/>
             <w:shd w:val="clear" w:color="auto" w:fill="F4F7FB"/>
             <w:vAlign w:val="top"/>
           </w:tcPr>
@@ -8136,7 +8268,7 @@
         </w:tc>
         <w:tc>
           <w:tcPr>
-            <w:tcW w:w="3606" w:type="dxa"/>
+            <w:tcW w:w="4195" w:type="dxa"/>
             <w:shd w:val="clear" w:color="auto" w:fill="F4F7FB"/>
             <w:vAlign w:val="top"/>
           </w:tcPr>
@@ -8152,7 +8284,7 @@
         </w:tc>
         <w:tc>
           <w:tcPr>
-            <w:tcW w:w="1229" w:type="dxa"/>
+            <w:tcW w:w="1161" w:type="dxa"/>
             <w:shd w:val="clear" w:color="auto" w:fill="F4F7FB"/>
             <w:vAlign w:val="top"/>
           </w:tcPr>
@@ -8173,7 +8305,7 @@
         </w:trPr>
         <w:tc>
           <w:tcPr>
-            <w:tcW w:w="1308" w:type="dxa"/>
+            <w:tcW w:w="1304" w:type="dxa"/>
             <w:noWrap/>
             <w:vAlign w:val="top"/>
           </w:tcPr>
@@ -8189,46 +8321,58 @@
         </w:tc>
         <w:tc>
           <w:tcPr>
-            <w:tcW w:w="2884" w:type="dxa"/>
-            <w:vAlign w:val="top"/>
-          </w:tcPr>
-          <w:p>
-            <w:pPr>
-              <w:pStyle w:val="TableText"/>
-              <w:jc w:val="left"/>
-            </w:pPr>
-            <w:r>
-              <w:t xml:space="preserve">Erasure requests for UAT-REF-09 (active policy) and UAT-REF-08</w:t>
-            </w:r>
-          </w:p>
-        </w:tc>
-        <w:tc>
-          <w:tcPr>
-            <w:tcW w:w="3606" w:type="dxa"/>
-            <w:vAlign w:val="top"/>
-          </w:tcPr>
-          <w:p>
-            <w:pPr>
-              <w:pStyle w:val="TableText"/>
-              <w:jc w:val="left"/>
-            </w:pPr>
-            <w:r>
-              <w:t xml:space="preserve">REF-09 refused with the legal-obligation message; REF-08 anonymised; activity recorded</w:t>
-            </w:r>
-          </w:p>
-        </w:tc>
-        <w:tc>
-          <w:tcPr>
-            <w:tcW w:w="1229" w:type="dxa"/>
-            <w:vAlign w:val="top"/>
-          </w:tcPr>
-          <w:p>
-            <w:pPr>
-              <w:pStyle w:val="TableText"/>
-              <w:jc w:val="left"/>
-            </w:pPr>
-            <w:r>
-              <w:t xml:space="preserve">TC-106, TC-107</w:t>
+            <w:tcW w:w="2367" w:type="dxa"/>
+            <w:vAlign w:val="top"/>
+          </w:tcPr>
+          <w:p>
+            <w:pPr>
+              <w:pStyle w:val="TableText"/>
+              <w:jc w:val="left"/>
+            </w:pPr>
+            <w:r>
+              <w:t xml:space="preserve">Erasure requests for UAT-REF-09 (active policy) and UAT-REF-08, logged in the data requests register</w:t>
+            </w:r>
+          </w:p>
+        </w:tc>
+        <w:tc>
+          <w:tcPr>
+            <w:tcW w:w="4195" w:type="dxa"/>
+            <w:vAlign w:val="top"/>
+          </w:tcPr>
+          <w:p>
+            <w:pPr>
+              <w:pStyle w:val="TableText"/>
+              <w:jc w:val="left"/>
+            </w:pPr>
+            <w:r>
+              <w:t xml:space="preserve">“</w:t>
+            </w:r>
+            <w:r>
+              <w:t xml:space="preserve">Erase personal data</w:t>
+            </w:r>
+            <w:r>
+              <w:t xml:space="preserve">”</w:t>
+            </w:r>
+            <w:r>
+              <w:t xml:space="preserve"> </w:t>
+            </w:r>
+            <w:r>
+              <w:t xml:space="preserve">asks for a reason and the typed plate; REF-09 refused with the policy end date and the legal-obligation message; REF-08 anonymised; activity recorded</w:t>
+            </w:r>
+          </w:p>
+        </w:tc>
+        <w:tc>
+          <w:tcPr>
+            <w:tcW w:w="1161" w:type="dxa"/>
+            <w:vAlign w:val="top"/>
+          </w:tcPr>
+          <w:p>
+            <w:pPr>
+              <w:pStyle w:val="TableText"/>
+              <w:jc w:val="left"/>
+            </w:pPr>
+            <w:r>
+              <w:t xml:space="preserve">TC-106, TC-107, TC-189, TC-190</w:t>
             </w:r>
           </w:p>
         </w:tc>
@@ -8239,7 +8383,7 @@
         </w:trPr>
         <w:tc>
           <w:tcPr>
-            <w:tcW w:w="1308" w:type="dxa"/>
+            <w:tcW w:w="1304" w:type="dxa"/>
             <w:shd w:val="clear" w:color="auto" w:fill="F4F7FB"/>
             <w:noWrap/>
             <w:vAlign w:val="top"/>
@@ -8256,7 +8400,7 @@
         </w:tc>
         <w:tc>
           <w:tcPr>
-            <w:tcW w:w="2884" w:type="dxa"/>
+            <w:tcW w:w="2367" w:type="dxa"/>
             <w:shd w:val="clear" w:color="auto" w:fill="F4F7FB"/>
             <w:vAlign w:val="top"/>
           </w:tcPr>
@@ -8272,7 +8416,7 @@
         </w:tc>
         <w:tc>
           <w:tcPr>
-            <w:tcW w:w="3606" w:type="dxa"/>
+            <w:tcW w:w="4195" w:type="dxa"/>
             <w:shd w:val="clear" w:color="auto" w:fill="F4F7FB"/>
             <w:vAlign w:val="top"/>
           </w:tcPr>
@@ -8288,7 +8432,7 @@
         </w:tc>
         <w:tc>
           <w:tcPr>
-            <w:tcW w:w="1229" w:type="dxa"/>
+            <w:tcW w:w="1161" w:type="dxa"/>
             <w:shd w:val="clear" w:color="auto" w:fill="F4F7FB"/>
             <w:noWrap/>
             <w:vAlign w:val="top"/>
@@ -8310,7 +8454,7 @@
         </w:trPr>
         <w:tc>
           <w:tcPr>
-            <w:tcW w:w="1308" w:type="dxa"/>
+            <w:tcW w:w="1304" w:type="dxa"/>
             <w:noWrap/>
             <w:vAlign w:val="top"/>
           </w:tcPr>
@@ -8326,7 +8470,7 @@
         </w:tc>
         <w:tc>
           <w:tcPr>
-            <w:tcW w:w="2884" w:type="dxa"/>
+            <w:tcW w:w="2367" w:type="dxa"/>
             <w:vAlign w:val="top"/>
           </w:tcPr>
           <w:p>
@@ -8341,7 +8485,7 @@
         </w:tc>
         <w:tc>
           <w:tcPr>
-            <w:tcW w:w="3606" w:type="dxa"/>
+            <w:tcW w:w="4195" w:type="dxa"/>
             <w:vAlign w:val="top"/>
           </w:tcPr>
           <w:p>
@@ -8356,7 +8500,7 @@
         </w:tc>
         <w:tc>
           <w:tcPr>
-            <w:tcW w:w="1229" w:type="dxa"/>
+            <w:tcW w:w="1161" w:type="dxa"/>
             <w:noWrap/>
             <w:vAlign w:val="top"/>
           </w:tcPr>
@@ -8367,6 +8511,193 @@
             </w:pPr>
             <w:r>
               <w:t xml:space="preserve">TC-041</w:t>
+            </w:r>
+          </w:p>
+        </w:tc>
+      </w:tr>
+      <w:tr>
+        <w:trPr>
+          <w:cantSplit/>
+        </w:trPr>
+        <w:tc>
+          <w:tcPr>
+            <w:tcW w:w="1304" w:type="dxa"/>
+            <w:shd w:val="clear" w:color="auto" w:fill="F4F7FB"/>
+            <w:noWrap/>
+            <w:vAlign w:val="top"/>
+          </w:tcPr>
+          <w:p>
+            <w:pPr>
+              <w:pStyle w:val="TableText"/>
+              <w:jc w:val="left"/>
+            </w:pPr>
+            <w:r>
+              <w:t xml:space="preserve">UAT-CO-08</w:t>
+            </w:r>
+          </w:p>
+        </w:tc>
+        <w:tc>
+          <w:tcPr>
+            <w:tcW w:w="2367" w:type="dxa"/>
+            <w:shd w:val="clear" w:color="auto" w:fill="F4F7FB"/>
+            <w:vAlign w:val="top"/>
+          </w:tcPr>
+          <w:p>
+            <w:pPr>
+              <w:pStyle w:val="TableText"/>
+              <w:jc w:val="left"/>
+            </w:pPr>
+            <w:r>
+              <w:t xml:space="preserve">Handle a data request in Governance ›</w:t>
+            </w:r>
+            <w:r>
+              <w:t xml:space="preserve"> </w:t>
+            </w:r>
+            <w:r>
+              <w:t xml:space="preserve">“</w:t>
+            </w:r>
+            <w:r>
+              <w:t xml:space="preserve">Data requests</w:t>
+            </w:r>
+            <w:r>
+              <w:t xml:space="preserve">”</w:t>
+            </w:r>
+            <w:r>
+              <w:t xml:space="preserve"> </w:t>
+            </w:r>
+            <w:r>
+              <w:t xml:space="preserve">(</w:t>
+            </w:r>
+            <w:r>
+              <w:t xml:space="preserve">“</w:t>
+            </w:r>
+            <w:r>
+              <w:t xml:space="preserve">Yêu cầu dữ liệu cá nhân</w:t>
+            </w:r>
+            <w:r>
+              <w:t xml:space="preserve">”</w:t>
+            </w:r>
+            <w:r>
+              <w:t xml:space="preserve">):</w:t>
+            </w:r>
+            <w:r>
+              <w:t xml:space="preserve"> </w:t>
+            </w:r>
+            <w:r>
+              <w:t xml:space="preserve">“</w:t>
+            </w:r>
+            <w:r>
+              <w:t xml:space="preserve">Log request</w:t>
+            </w:r>
+            <w:r>
+              <w:t xml:space="preserve">”</w:t>
+            </w:r>
+            <w:r>
+              <w:t xml:space="preserve"> </w:t>
+            </w:r>
+            <w:r>
+              <w:t xml:space="preserve">for an access request received by the hotline for UAT-REF-01, verify identity,</w:t>
+            </w:r>
+            <w:r>
+              <w:t xml:space="preserve"> </w:t>
+            </w:r>
+            <w:r>
+              <w:t xml:space="preserve">“</w:t>
+            </w:r>
+            <w:r>
+              <w:t xml:space="preserve">Export data</w:t>
+            </w:r>
+            <w:r>
+              <w:t xml:space="preserve">”</w:t>
+            </w:r>
+            <w:r>
+              <w:t xml:space="preserve"> </w:t>
+            </w:r>
+            <w:r>
+              <w:t xml:space="preserve">and download; refuse a second request with a reason; review due and overdue requests</w:t>
+            </w:r>
+          </w:p>
+        </w:tc>
+        <w:tc>
+          <w:tcPr>
+            <w:tcW w:w="4195" w:type="dxa"/>
+            <w:shd w:val="clear" w:color="auto" w:fill="F4F7FB"/>
+            <w:vAlign w:val="top"/>
+          </w:tcPr>
+          <w:p>
+            <w:pPr>
+              <w:pStyle w:val="TableText"/>
+              <w:jc w:val="left"/>
+            </w:pPr>
+            <w:r>
+              <w:t xml:space="preserve">Due date set from the response time (72 hours, to be confirmed by TASCO legal); export not possible before identity is verified; file named TASCO-data-&lt;plate&gt;-&lt;date&gt;.json; refusal reason recorded; open,</w:t>
+            </w:r>
+            <w:r>
+              <w:t xml:space="preserve"> </w:t>
+            </w:r>
+            <w:r>
+              <w:t xml:space="preserve">“</w:t>
+            </w:r>
+            <w:r>
+              <w:t xml:space="preserve">Due within 24 h</w:t>
+            </w:r>
+            <w:r>
+              <w:t xml:space="preserve">”</w:t>
+            </w:r>
+            <w:r>
+              <w:t xml:space="preserve">,</w:t>
+            </w:r>
+            <w:r>
+              <w:t xml:space="preserve"> </w:t>
+            </w:r>
+            <w:r>
+              <w:t xml:space="preserve">“</w:t>
+            </w:r>
+            <w:r>
+              <w:t xml:space="preserve">Overdue</w:t>
+            </w:r>
+            <w:r>
+              <w:t xml:space="preserve">”</w:t>
+            </w:r>
+            <w:r>
+              <w:t xml:space="preserve"> </w:t>
+            </w:r>
+            <w:r>
+              <w:t xml:space="preserve">and</w:t>
+            </w:r>
+            <w:r>
+              <w:t xml:space="preserve"> </w:t>
+            </w:r>
+            <w:r>
+              <w:t xml:space="preserve">“</w:t>
+            </w:r>
+            <w:r>
+              <w:t xml:space="preserve">Completed in 30 days</w:t>
+            </w:r>
+            <w:r>
+              <w:t xml:space="preserve">”</w:t>
+            </w:r>
+            <w:r>
+              <w:t xml:space="preserve"> </w:t>
+            </w:r>
+            <w:r>
+              <w:t xml:space="preserve">counts correct; timeline per request; screen not available to other roles; activity recorded</w:t>
+            </w:r>
+          </w:p>
+        </w:tc>
+        <w:tc>
+          <w:tcPr>
+            <w:tcW w:w="1161" w:type="dxa"/>
+            <w:shd w:val="clear" w:color="auto" w:fill="F4F7FB"/>
+            <w:vAlign w:val="top"/>
+          </w:tcPr>
+          <w:p>
+            <w:pPr>
+              <w:pStyle w:val="TableText"/>
+              <w:jc w:val="left"/>
+            </w:pPr>
+            <w:r>
+              <w:t xml:space="preserve">TC-184, TC-186, TC-187, TC-191 to TC-193, TC-196</w:t>
             </w:r>
           </w:p>
         </w:tc>
@@ -8405,10 +8736,10 @@
         <w:tblLook w:val="04A0" w:firstRow="1" w:lastRow="0" w:firstColumn="0" w:lastColumn="0" w:noHBand="0" w:noVBand="1"/>
       </w:tblPr>
       <w:tblGrid>
-        <w:gridCol w:w="1308"/>
-        <w:gridCol w:w="2884"/>
-        <w:gridCol w:w="3606"/>
-        <w:gridCol w:w="1229"/>
+        <w:gridCol w:w="1304"/>
+        <w:gridCol w:w="2367"/>
+        <w:gridCol w:w="4195"/>
+        <w:gridCol w:w="1161"/>
       </w:tblGrid>
       <w:tr>
         <w:trPr>
@@ -8417,7 +8748,7 @@
         </w:trPr>
         <w:tc>
           <w:tcPr>
-            <w:tcW w:w="1308" w:type="dxa"/>
+            <w:tcW w:w="1304" w:type="dxa"/>
             <w:shd w:val="clear" w:color="auto" w:fill="0F4761"/>
             <w:vAlign w:val="center"/>
           </w:tcPr>
@@ -8436,7 +8767,7 @@
         </w:tc>
         <w:tc>
           <w:tcPr>
-            <w:tcW w:w="2884" w:type="dxa"/>
+            <w:tcW w:w="2367" w:type="dxa"/>
             <w:shd w:val="clear" w:color="auto" w:fill="0F4761"/>
             <w:vAlign w:val="center"/>
           </w:tcPr>
@@ -8455,7 +8786,7 @@
         </w:tc>
         <w:tc>
           <w:tcPr>
-            <w:tcW w:w="3606" w:type="dxa"/>
+            <w:tcW w:w="4195" w:type="dxa"/>
             <w:shd w:val="clear" w:color="auto" w:fill="0F4761"/>
             <w:vAlign w:val="center"/>
           </w:tcPr>
@@ -8474,7 +8805,7 @@
         </w:tc>
         <w:tc>
           <w:tcPr>
-            <w:tcW w:w="1229" w:type="dxa"/>
+            <w:tcW w:w="1161" w:type="dxa"/>
             <w:shd w:val="clear" w:color="auto" w:fill="0F4761"/>
             <w:vAlign w:val="center"/>
           </w:tcPr>
@@ -8498,7 +8829,7 @@
         </w:trPr>
         <w:tc>
           <w:tcPr>
-            <w:tcW w:w="1308" w:type="dxa"/>
+            <w:tcW w:w="1304" w:type="dxa"/>
             <w:noWrap/>
             <w:vAlign w:val="top"/>
           </w:tcPr>
@@ -8514,7 +8845,7 @@
         </w:tc>
         <w:tc>
           <w:tcPr>
-            <w:tcW w:w="2884" w:type="dxa"/>
+            <w:tcW w:w="2367" w:type="dxa"/>
             <w:vAlign w:val="top"/>
           </w:tcPr>
           <w:p>
@@ -8529,7 +8860,7 @@
         </w:tc>
         <w:tc>
           <w:tcPr>
-            <w:tcW w:w="3606" w:type="dxa"/>
+            <w:tcW w:w="4195" w:type="dxa"/>
             <w:vAlign w:val="top"/>
           </w:tcPr>
           <w:p>
@@ -8544,7 +8875,7 @@
         </w:tc>
         <w:tc>
           <w:tcPr>
-            <w:tcW w:w="1229" w:type="dxa"/>
+            <w:tcW w:w="1161" w:type="dxa"/>
             <w:noWrap/>
             <w:vAlign w:val="top"/>
           </w:tcPr>
@@ -8565,7 +8896,7 @@
         </w:trPr>
         <w:tc>
           <w:tcPr>
-            <w:tcW w:w="1308" w:type="dxa"/>
+            <w:tcW w:w="1304" w:type="dxa"/>
             <w:shd w:val="clear" w:color="auto" w:fill="F4F7FB"/>
             <w:noWrap/>
             <w:vAlign w:val="top"/>
@@ -8582,7 +8913,7 @@
         </w:tc>
         <w:tc>
           <w:tcPr>
-            <w:tcW w:w="2884" w:type="dxa"/>
+            <w:tcW w:w="2367" w:type="dxa"/>
             <w:shd w:val="clear" w:color="auto" w:fill="F4F7FB"/>
             <w:vAlign w:val="top"/>
           </w:tcPr>
@@ -8598,7 +8929,7 @@
         </w:tc>
         <w:tc>
           <w:tcPr>
-            <w:tcW w:w="3606" w:type="dxa"/>
+            <w:tcW w:w="4195" w:type="dxa"/>
             <w:shd w:val="clear" w:color="auto" w:fill="F4F7FB"/>
             <w:vAlign w:val="top"/>
           </w:tcPr>
@@ -8614,7 +8945,7 @@
         </w:tc>
         <w:tc>
           <w:tcPr>
-            <w:tcW w:w="1229" w:type="dxa"/>
+            <w:tcW w:w="1161" w:type="dxa"/>
             <w:shd w:val="clear" w:color="auto" w:fill="F4F7FB"/>
             <w:vAlign w:val="top"/>
           </w:tcPr>
@@ -8635,7 +8966,7 @@
         </w:trPr>
         <w:tc>
           <w:tcPr>
-            <w:tcW w:w="1308" w:type="dxa"/>
+            <w:tcW w:w="1304" w:type="dxa"/>
             <w:noWrap/>
             <w:vAlign w:val="top"/>
           </w:tcPr>
@@ -8651,7 +8982,7 @@
         </w:tc>
         <w:tc>
           <w:tcPr>
-            <w:tcW w:w="2884" w:type="dxa"/>
+            <w:tcW w:w="2367" w:type="dxa"/>
             <w:vAlign w:val="top"/>
           </w:tcPr>
           <w:p>
@@ -8666,7 +8997,7 @@
         </w:tc>
         <w:tc>
           <w:tcPr>
-            <w:tcW w:w="3606" w:type="dxa"/>
+            <w:tcW w:w="4195" w:type="dxa"/>
             <w:vAlign w:val="top"/>
           </w:tcPr>
           <w:p>
@@ -8681,7 +9012,7 @@
         </w:tc>
         <w:tc>
           <w:tcPr>
-            <w:tcW w:w="1229" w:type="dxa"/>
+            <w:tcW w:w="1161" w:type="dxa"/>
             <w:vAlign w:val="top"/>
           </w:tcPr>
           <w:p>
@@ -8729,10 +9060,10 @@
         <w:tblLook w:val="04A0" w:firstRow="1" w:lastRow="0" w:firstColumn="0" w:lastColumn="0" w:noHBand="0" w:noVBand="1"/>
       </w:tblPr>
       <w:tblGrid>
-        <w:gridCol w:w="1308"/>
-        <w:gridCol w:w="2884"/>
-        <w:gridCol w:w="3606"/>
-        <w:gridCol w:w="1229"/>
+        <w:gridCol w:w="1304"/>
+        <w:gridCol w:w="2367"/>
+        <w:gridCol w:w="4195"/>
+        <w:gridCol w:w="1161"/>
       </w:tblGrid>
       <w:tr>
         <w:trPr>
@@ -8741,7 +9072,7 @@
         </w:trPr>
         <w:tc>
           <w:tcPr>
-            <w:tcW w:w="1308" w:type="dxa"/>
+            <w:tcW w:w="1304" w:type="dxa"/>
             <w:shd w:val="clear" w:color="auto" w:fill="0F4761"/>
             <w:vAlign w:val="center"/>
           </w:tcPr>
@@ -8760,7 +9091,7 @@
         </w:tc>
         <w:tc>
           <w:tcPr>
-            <w:tcW w:w="2884" w:type="dxa"/>
+            <w:tcW w:w="2367" w:type="dxa"/>
             <w:shd w:val="clear" w:color="auto" w:fill="0F4761"/>
             <w:vAlign w:val="center"/>
           </w:tcPr>
@@ -8779,7 +9110,7 @@
         </w:tc>
         <w:tc>
           <w:tcPr>
-            <w:tcW w:w="3606" w:type="dxa"/>
+            <w:tcW w:w="4195" w:type="dxa"/>
             <w:shd w:val="clear" w:color="auto" w:fill="0F4761"/>
             <w:vAlign w:val="center"/>
           </w:tcPr>
@@ -8798,7 +9129,7 @@
         </w:tc>
         <w:tc>
           <w:tcPr>
-            <w:tcW w:w="1229" w:type="dxa"/>
+            <w:tcW w:w="1161" w:type="dxa"/>
             <w:shd w:val="clear" w:color="auto" w:fill="0F4761"/>
             <w:vAlign w:val="center"/>
           </w:tcPr>
@@ -8822,7 +9153,7 @@
         </w:trPr>
         <w:tc>
           <w:tcPr>
-            <w:tcW w:w="1308" w:type="dxa"/>
+            <w:tcW w:w="1304" w:type="dxa"/>
             <w:noWrap/>
             <w:vAlign w:val="top"/>
           </w:tcPr>
@@ -8838,7 +9169,7 @@
         </w:tc>
         <w:tc>
           <w:tcPr>
-            <w:tcW w:w="2884" w:type="dxa"/>
+            <w:tcW w:w="2367" w:type="dxa"/>
             <w:vAlign w:val="top"/>
           </w:tcPr>
           <w:p>
@@ -8853,7 +9184,7 @@
         </w:tc>
         <w:tc>
           <w:tcPr>
-            <w:tcW w:w="3606" w:type="dxa"/>
+            <w:tcW w:w="4195" w:type="dxa"/>
             <w:vAlign w:val="top"/>
           </w:tcPr>
           <w:p>
@@ -8868,7 +9199,7 @@
         </w:tc>
         <w:tc>
           <w:tcPr>
-            <w:tcW w:w="1229" w:type="dxa"/>
+            <w:tcW w:w="1161" w:type="dxa"/>
             <w:vAlign w:val="top"/>
           </w:tcPr>
           <w:p>
@@ -8888,7 +9219,7 @@
         </w:trPr>
         <w:tc>
           <w:tcPr>
-            <w:tcW w:w="1308" w:type="dxa"/>
+            <w:tcW w:w="1304" w:type="dxa"/>
             <w:shd w:val="clear" w:color="auto" w:fill="F4F7FB"/>
             <w:noWrap/>
             <w:vAlign w:val="top"/>
@@ -8905,7 +9236,7 @@
         </w:tc>
         <w:tc>
           <w:tcPr>
-            <w:tcW w:w="2884" w:type="dxa"/>
+            <w:tcW w:w="2367" w:type="dxa"/>
             <w:shd w:val="clear" w:color="auto" w:fill="F4F7FB"/>
             <w:vAlign w:val="top"/>
           </w:tcPr>
@@ -8921,7 +9252,7 @@
         </w:tc>
         <w:tc>
           <w:tcPr>
-            <w:tcW w:w="3606" w:type="dxa"/>
+            <w:tcW w:w="4195" w:type="dxa"/>
             <w:shd w:val="clear" w:color="auto" w:fill="F4F7FB"/>
             <w:vAlign w:val="top"/>
           </w:tcPr>
@@ -8937,7 +9268,7 @@
         </w:tc>
         <w:tc>
           <w:tcPr>
-            <w:tcW w:w="1229" w:type="dxa"/>
+            <w:tcW w:w="1161" w:type="dxa"/>
             <w:shd w:val="clear" w:color="auto" w:fill="F4F7FB"/>
             <w:noWrap/>
             <w:vAlign w:val="top"/>
@@ -8959,7 +9290,7 @@
         </w:trPr>
         <w:tc>
           <w:tcPr>
-            <w:tcW w:w="1308" w:type="dxa"/>
+            <w:tcW w:w="1304" w:type="dxa"/>
             <w:noWrap/>
             <w:vAlign w:val="top"/>
           </w:tcPr>
@@ -8975,7 +9306,7 @@
         </w:tc>
         <w:tc>
           <w:tcPr>
-            <w:tcW w:w="2884" w:type="dxa"/>
+            <w:tcW w:w="2367" w:type="dxa"/>
             <w:vAlign w:val="top"/>
           </w:tcPr>
           <w:p>
@@ -8990,7 +9321,7 @@
         </w:tc>
         <w:tc>
           <w:tcPr>
-            <w:tcW w:w="3606" w:type="dxa"/>
+            <w:tcW w:w="4195" w:type="dxa"/>
             <w:vAlign w:val="top"/>
           </w:tcPr>
           <w:p>
@@ -9005,7 +9336,7 @@
         </w:tc>
         <w:tc>
           <w:tcPr>
-            <w:tcW w:w="1229" w:type="dxa"/>
+            <w:tcW w:w="1161" w:type="dxa"/>
             <w:noWrap/>
             <w:vAlign w:val="top"/>
           </w:tcPr>
@@ -9026,7 +9357,7 @@
         </w:trPr>
         <w:tc>
           <w:tcPr>
-            <w:tcW w:w="1308" w:type="dxa"/>
+            <w:tcW w:w="1304" w:type="dxa"/>
             <w:shd w:val="clear" w:color="auto" w:fill="F4F7FB"/>
             <w:noWrap/>
             <w:vAlign w:val="top"/>
@@ -9043,7 +9374,7 @@
         </w:tc>
         <w:tc>
           <w:tcPr>
-            <w:tcW w:w="2884" w:type="dxa"/>
+            <w:tcW w:w="2367" w:type="dxa"/>
             <w:shd w:val="clear" w:color="auto" w:fill="F4F7FB"/>
             <w:vAlign w:val="top"/>
           </w:tcPr>
@@ -9059,7 +9390,7 @@
         </w:tc>
         <w:tc>
           <w:tcPr>
-            <w:tcW w:w="3606" w:type="dxa"/>
+            <w:tcW w:w="4195" w:type="dxa"/>
             <w:shd w:val="clear" w:color="auto" w:fill="F4F7FB"/>
             <w:vAlign w:val="top"/>
           </w:tcPr>
@@ -9075,7 +9406,7 @@
         </w:tc>
         <w:tc>
           <w:tcPr>
-            <w:tcW w:w="1229" w:type="dxa"/>
+            <w:tcW w:w="1161" w:type="dxa"/>
             <w:shd w:val="clear" w:color="auto" w:fill="F4F7FB"/>
             <w:noWrap/>
             <w:vAlign w:val="top"/>
@@ -9097,7 +9428,7 @@
         </w:trPr>
         <w:tc>
           <w:tcPr>
-            <w:tcW w:w="1308" w:type="dxa"/>
+            <w:tcW w:w="1304" w:type="dxa"/>
             <w:noWrap/>
             <w:vAlign w:val="top"/>
           </w:tcPr>
@@ -9113,7 +9444,7 @@
         </w:tc>
         <w:tc>
           <w:tcPr>
-            <w:tcW w:w="2884" w:type="dxa"/>
+            <w:tcW w:w="2367" w:type="dxa"/>
             <w:vAlign w:val="top"/>
           </w:tcPr>
           <w:p>
@@ -9128,7 +9459,7 @@
         </w:tc>
         <w:tc>
           <w:tcPr>
-            <w:tcW w:w="3606" w:type="dxa"/>
+            <w:tcW w:w="4195" w:type="dxa"/>
             <w:vAlign w:val="top"/>
           </w:tcPr>
           <w:p>
@@ -9143,7 +9474,7 @@
         </w:tc>
         <w:tc>
           <w:tcPr>
-            <w:tcW w:w="1229" w:type="dxa"/>
+            <w:tcW w:w="1161" w:type="dxa"/>
             <w:noWrap/>
             <w:vAlign w:val="top"/>
           </w:tcPr>
@@ -9192,10 +9523,10 @@
         <w:tblLook w:val="04A0" w:firstRow="1" w:lastRow="0" w:firstColumn="0" w:lastColumn="0" w:noHBand="0" w:noVBand="1"/>
       </w:tblPr>
       <w:tblGrid>
-        <w:gridCol w:w="1308"/>
-        <w:gridCol w:w="2884"/>
-        <w:gridCol w:w="3606"/>
-        <w:gridCol w:w="1229"/>
+        <w:gridCol w:w="1304"/>
+        <w:gridCol w:w="2367"/>
+        <w:gridCol w:w="4195"/>
+        <w:gridCol w:w="1161"/>
       </w:tblGrid>
       <w:tr>
         <w:trPr>
@@ -9204,7 +9535,7 @@
         </w:trPr>
         <w:tc>
           <w:tcPr>
-            <w:tcW w:w="1308" w:type="dxa"/>
+            <w:tcW w:w="1304" w:type="dxa"/>
             <w:shd w:val="clear" w:color="auto" w:fill="0F4761"/>
             <w:vAlign w:val="center"/>
           </w:tcPr>
@@ -9223,7 +9554,7 @@
         </w:tc>
         <w:tc>
           <w:tcPr>
-            <w:tcW w:w="2884" w:type="dxa"/>
+            <w:tcW w:w="2367" w:type="dxa"/>
             <w:shd w:val="clear" w:color="auto" w:fill="0F4761"/>
             <w:vAlign w:val="center"/>
           </w:tcPr>
@@ -9242,7 +9573,7 @@
         </w:tc>
         <w:tc>
           <w:tcPr>
-            <w:tcW w:w="3606" w:type="dxa"/>
+            <w:tcW w:w="4195" w:type="dxa"/>
             <w:shd w:val="clear" w:color="auto" w:fill="0F4761"/>
             <w:vAlign w:val="center"/>
           </w:tcPr>
@@ -9261,7 +9592,7 @@
         </w:tc>
         <w:tc>
           <w:tcPr>
-            <w:tcW w:w="1229" w:type="dxa"/>
+            <w:tcW w:w="1161" w:type="dxa"/>
             <w:shd w:val="clear" w:color="auto" w:fill="0F4761"/>
             <w:vAlign w:val="center"/>
           </w:tcPr>
@@ -9285,7 +9616,7 @@
         </w:trPr>
         <w:tc>
           <w:tcPr>
-            <w:tcW w:w="1308" w:type="dxa"/>
+            <w:tcW w:w="1304" w:type="dxa"/>
             <w:noWrap/>
             <w:vAlign w:val="top"/>
           </w:tcPr>
@@ -9301,7 +9632,7 @@
         </w:tc>
         <w:tc>
           <w:tcPr>
-            <w:tcW w:w="2884" w:type="dxa"/>
+            <w:tcW w:w="2367" w:type="dxa"/>
             <w:vAlign w:val="top"/>
           </w:tcPr>
           <w:p>
@@ -9316,7 +9647,7 @@
         </w:tc>
         <w:tc>
           <w:tcPr>
-            <w:tcW w:w="3606" w:type="dxa"/>
+            <w:tcW w:w="4195" w:type="dxa"/>
             <w:vAlign w:val="top"/>
           </w:tcPr>
           <w:p>
@@ -9331,7 +9662,7 @@
         </w:tc>
         <w:tc>
           <w:tcPr>
-            <w:tcW w:w="1229" w:type="dxa"/>
+            <w:tcW w:w="1161" w:type="dxa"/>
             <w:vAlign w:val="top"/>
           </w:tcPr>
           <w:p>
@@ -9379,10 +9710,10 @@
         <w:tblLook w:val="04A0" w:firstRow="1" w:lastRow="0" w:firstColumn="0" w:lastColumn="0" w:noHBand="0" w:noVBand="1"/>
       </w:tblPr>
       <w:tblGrid>
-        <w:gridCol w:w="1308"/>
-        <w:gridCol w:w="2884"/>
-        <w:gridCol w:w="3606"/>
-        <w:gridCol w:w="1229"/>
+        <w:gridCol w:w="1304"/>
+        <w:gridCol w:w="2367"/>
+        <w:gridCol w:w="4195"/>
+        <w:gridCol w:w="1161"/>
       </w:tblGrid>
       <w:tr>
         <w:trPr>
@@ -9391,7 +9722,7 @@
         </w:trPr>
         <w:tc>
           <w:tcPr>
-            <w:tcW w:w="1308" w:type="dxa"/>
+            <w:tcW w:w="1304" w:type="dxa"/>
             <w:shd w:val="clear" w:color="auto" w:fill="0F4761"/>
             <w:vAlign w:val="center"/>
           </w:tcPr>
@@ -9410,7 +9741,7 @@
         </w:tc>
         <w:tc>
           <w:tcPr>
-            <w:tcW w:w="2884" w:type="dxa"/>
+            <w:tcW w:w="2367" w:type="dxa"/>
             <w:shd w:val="clear" w:color="auto" w:fill="0F4761"/>
             <w:vAlign w:val="center"/>
           </w:tcPr>
@@ -9429,7 +9760,7 @@
         </w:tc>
         <w:tc>
           <w:tcPr>
-            <w:tcW w:w="3606" w:type="dxa"/>
+            <w:tcW w:w="4195" w:type="dxa"/>
             <w:shd w:val="clear" w:color="auto" w:fill="0F4761"/>
             <w:vAlign w:val="center"/>
           </w:tcPr>
@@ -9448,7 +9779,7 @@
         </w:tc>
         <w:tc>
           <w:tcPr>
-            <w:tcW w:w="1229" w:type="dxa"/>
+            <w:tcW w:w="1161" w:type="dxa"/>
             <w:shd w:val="clear" w:color="auto" w:fill="0F4761"/>
             <w:vAlign w:val="center"/>
           </w:tcPr>
@@ -9472,7 +9803,7 @@
         </w:trPr>
         <w:tc>
           <w:tcPr>
-            <w:tcW w:w="1308" w:type="dxa"/>
+            <w:tcW w:w="1304" w:type="dxa"/>
             <w:noWrap/>
             <w:vAlign w:val="top"/>
           </w:tcPr>
@@ -9488,7 +9819,7 @@
         </w:tc>
         <w:tc>
           <w:tcPr>
-            <w:tcW w:w="2884" w:type="dxa"/>
+            <w:tcW w:w="2367" w:type="dxa"/>
             <w:vAlign w:val="top"/>
           </w:tcPr>
           <w:p>
@@ -9503,7 +9834,7 @@
         </w:tc>
         <w:tc>
           <w:tcPr>
-            <w:tcW w:w="3606" w:type="dxa"/>
+            <w:tcW w:w="4195" w:type="dxa"/>
             <w:vAlign w:val="top"/>
           </w:tcPr>
           <w:p>
@@ -9518,7 +9849,7 @@
         </w:tc>
         <w:tc>
           <w:tcPr>
-            <w:tcW w:w="1229" w:type="dxa"/>
+            <w:tcW w:w="1161" w:type="dxa"/>
             <w:vAlign w:val="top"/>
           </w:tcPr>
           <w:p>
@@ -9538,7 +9869,7 @@
         </w:trPr>
         <w:tc>
           <w:tcPr>
-            <w:tcW w:w="1308" w:type="dxa"/>
+            <w:tcW w:w="1304" w:type="dxa"/>
             <w:shd w:val="clear" w:color="auto" w:fill="F4F7FB"/>
             <w:noWrap/>
             <w:vAlign w:val="top"/>
@@ -9555,7 +9886,7 @@
         </w:tc>
         <w:tc>
           <w:tcPr>
-            <w:tcW w:w="2884" w:type="dxa"/>
+            <w:tcW w:w="2367" w:type="dxa"/>
             <w:shd w:val="clear" w:color="auto" w:fill="F4F7FB"/>
             <w:vAlign w:val="top"/>
           </w:tcPr>
@@ -9571,7 +9902,7 @@
         </w:tc>
         <w:tc>
           <w:tcPr>
-            <w:tcW w:w="3606" w:type="dxa"/>
+            <w:tcW w:w="4195" w:type="dxa"/>
             <w:shd w:val="clear" w:color="auto" w:fill="F4F7FB"/>
             <w:vAlign w:val="top"/>
           </w:tcPr>
@@ -9587,7 +9918,7 @@
         </w:tc>
         <w:tc>
           <w:tcPr>
-            <w:tcW w:w="1229" w:type="dxa"/>
+            <w:tcW w:w="1161" w:type="dxa"/>
             <w:shd w:val="clear" w:color="auto" w:fill="F4F7FB"/>
             <w:noWrap/>
             <w:vAlign w:val="top"/>
@@ -9609,7 +9940,7 @@
         </w:trPr>
         <w:tc>
           <w:tcPr>
-            <w:tcW w:w="1308" w:type="dxa"/>
+            <w:tcW w:w="1304" w:type="dxa"/>
             <w:noWrap/>
             <w:vAlign w:val="top"/>
           </w:tcPr>
@@ -9625,7 +9956,7 @@
         </w:tc>
         <w:tc>
           <w:tcPr>
-            <w:tcW w:w="2884" w:type="dxa"/>
+            <w:tcW w:w="2367" w:type="dxa"/>
             <w:vAlign w:val="top"/>
           </w:tcPr>
           <w:p>
@@ -9640,7 +9971,7 @@
         </w:tc>
         <w:tc>
           <w:tcPr>
-            <w:tcW w:w="3606" w:type="dxa"/>
+            <w:tcW w:w="4195" w:type="dxa"/>
             <w:vAlign w:val="top"/>
           </w:tcPr>
           <w:p>
@@ -9655,7 +9986,7 @@
         </w:tc>
         <w:tc>
           <w:tcPr>
-            <w:tcW w:w="1229" w:type="dxa"/>
+            <w:tcW w:w="1161" w:type="dxa"/>
             <w:vAlign w:val="top"/>
           </w:tcPr>
           <w:p>
@@ -9675,7 +10006,7 @@
         </w:trPr>
         <w:tc>
           <w:tcPr>
-            <w:tcW w:w="1308" w:type="dxa"/>
+            <w:tcW w:w="1304" w:type="dxa"/>
             <w:shd w:val="clear" w:color="auto" w:fill="F4F7FB"/>
             <w:noWrap/>
             <w:vAlign w:val="top"/>
@@ -9692,7 +10023,7 @@
         </w:tc>
         <w:tc>
           <w:tcPr>
-            <w:tcW w:w="2884" w:type="dxa"/>
+            <w:tcW w:w="2367" w:type="dxa"/>
             <w:shd w:val="clear" w:color="auto" w:fill="F4F7FB"/>
             <w:vAlign w:val="top"/>
           </w:tcPr>
@@ -9708,7 +10039,7 @@
         </w:tc>
         <w:tc>
           <w:tcPr>
-            <w:tcW w:w="3606" w:type="dxa"/>
+            <w:tcW w:w="4195" w:type="dxa"/>
             <w:shd w:val="clear" w:color="auto" w:fill="F4F7FB"/>
             <w:vAlign w:val="top"/>
           </w:tcPr>
@@ -9724,7 +10055,7 @@
         </w:tc>
         <w:tc>
           <w:tcPr>
-            <w:tcW w:w="1229" w:type="dxa"/>
+            <w:tcW w:w="1161" w:type="dxa"/>
             <w:shd w:val="clear" w:color="auto" w:fill="F4F7FB"/>
             <w:noWrap/>
             <w:vAlign w:val="top"/>
@@ -9746,7 +10077,7 @@
         </w:trPr>
         <w:tc>
           <w:tcPr>
-            <w:tcW w:w="1308" w:type="dxa"/>
+            <w:tcW w:w="1304" w:type="dxa"/>
             <w:noWrap/>
             <w:vAlign w:val="top"/>
           </w:tcPr>
@@ -9762,7 +10093,7 @@
         </w:tc>
         <w:tc>
           <w:tcPr>
-            <w:tcW w:w="2884" w:type="dxa"/>
+            <w:tcW w:w="2367" w:type="dxa"/>
             <w:vAlign w:val="top"/>
           </w:tcPr>
           <w:p>
@@ -9777,7 +10108,7 @@
         </w:tc>
         <w:tc>
           <w:tcPr>
-            <w:tcW w:w="3606" w:type="dxa"/>
+            <w:tcW w:w="4195" w:type="dxa"/>
             <w:vAlign w:val="top"/>
           </w:tcPr>
           <w:p>
@@ -9792,7 +10123,7 @@
         </w:tc>
         <w:tc>
           <w:tcPr>
-            <w:tcW w:w="1229" w:type="dxa"/>
+            <w:tcW w:w="1161" w:type="dxa"/>
             <w:vAlign w:val="top"/>
           </w:tcPr>
           <w:p>
@@ -10497,7 +10828,7 @@
               <w:jc w:val="left"/>
             </w:pPr>
             <w:r>
-              <w:t xml:space="preserve">All compliance scenarios (UAT-CO-01 to 07, UAT-RU-02, 03, 05, UAT-VB-01, 03) passed. No waiver is possible</w:t>
+              <w:t xml:space="preserve">All compliance scenarios (UAT-CO-01 to 08, UAT-RU-02, 03, 05, UAT-VB-01, 03) passed. No waiver is possible</w:t>
             </w:r>
           </w:p>
         </w:tc>
@@ -12278,7 +12609,7 @@
               <w:jc w:val="left"/>
             </w:pPr>
             <w:r>
-              <w:t xml:space="preserve">UAT-CO-01 to 07</w:t>
+              <w:t xml:space="preserve">UAT-CO-01 to 08</w:t>
             </w:r>
           </w:p>
         </w:tc>
@@ -12698,7 +13029,7 @@
               <w:jc w:val="left"/>
             </w:pPr>
             <w:r>
-              <w:t xml:space="preserve">50 scenarios</w:t>
+              <w:t xml:space="preserve">51 scenarios</w:t>
             </w:r>
           </w:p>
         </w:tc>
@@ -12837,8 +13168,8 @@
       </w:tblPr>
       <w:tblGrid>
         <w:gridCol w:w="972"/>
-        <w:gridCol w:w="5209"/>
-        <w:gridCol w:w="1874"/>
+        <w:gridCol w:w="5277"/>
+        <w:gridCol w:w="1806"/>
         <w:gridCol w:w="972"/>
       </w:tblGrid>
       <w:tr>
@@ -12882,7 +13213,7 @@
         </w:tc>
         <w:tc>
           <w:tcPr>
-            <w:tcW w:w="5209" w:type="dxa"/>
+            <w:tcW w:w="5277" w:type="dxa"/>
             <w:shd w:val="clear" w:color="auto" w:fill="0F4761"/>
             <w:vAlign w:val="center"/>
           </w:tcPr>
@@ -12914,7 +13245,7 @@
         </w:tc>
         <w:tc>
           <w:tcPr>
-            <w:tcW w:w="1874" w:type="dxa"/>
+            <w:tcW w:w="1806" w:type="dxa"/>
             <w:shd w:val="clear" w:color="auto" w:fill="0F4761"/>
             <w:vAlign w:val="center"/>
           </w:tcPr>
@@ -13011,7 +13342,7 @@
         </w:tc>
         <w:tc>
           <w:tcPr>
-            <w:tcW w:w="5209" w:type="dxa"/>
+            <w:tcW w:w="5277" w:type="dxa"/>
             <w:vAlign w:val="top"/>
           </w:tcPr>
           <w:p>
@@ -13032,13 +13363,13 @@
                 <w:sz w:val="16"/>
                 <w:szCs w:val="16"/>
               </w:rPr>
-              <w:t xml:space="preserve">Named UAT testers per persona confirmed by 08/01/2027</w:t>
-            </w:r>
-          </w:p>
-        </w:tc>
-        <w:tc>
-          <w:tcPr>
-            <w:tcW w:w="1874" w:type="dxa"/>
+              <w:t xml:space="preserve">Data request response time of 72 hours, used in UAT-CO-08, to be confirmed by TASCO legal</w:t>
+            </w:r>
+          </w:p>
+        </w:tc>
+        <w:tc>
+          <w:tcPr>
+            <w:tcW w:w="1806" w:type="dxa"/>
             <w:vAlign w:val="top"/>
           </w:tcPr>
           <w:p>
@@ -13059,7 +13390,7 @@
                 <w:sz w:val="16"/>
                 <w:szCs w:val="16"/>
               </w:rPr>
-              <w:t xml:space="preserve">TASCO Product Owner</w:t>
+              <w:t xml:space="preserve">TASCO Legal</w:t>
             </w:r>
           </w:p>
         </w:tc>
@@ -13125,7 +13456,7 @@
         </w:tc>
         <w:tc>
           <w:tcPr>
-            <w:tcW w:w="5209" w:type="dxa"/>
+            <w:tcW w:w="5277" w:type="dxa"/>
             <w:vAlign w:val="top"/>
           </w:tcPr>
           <w:p>
@@ -13146,13 +13477,13 @@
                 <w:sz w:val="16"/>
                 <w:szCs w:val="16"/>
               </w:rPr>
-              <w:t xml:space="preserve">VETC CX testers, test devices and funded test wallets available by 14/01/2027</w:t>
-            </w:r>
-          </w:p>
-        </w:tc>
-        <w:tc>
-          <w:tcPr>
-            <w:tcW w:w="1874" w:type="dxa"/>
+              <w:t xml:space="preserve">Named UAT testers per persona confirmed by 08/01/2027</w:t>
+            </w:r>
+          </w:p>
+        </w:tc>
+        <w:tc>
+          <w:tcPr>
+            <w:tcW w:w="1806" w:type="dxa"/>
             <w:vAlign w:val="top"/>
           </w:tcPr>
           <w:p>
@@ -13173,7 +13504,7 @@
                 <w:sz w:val="16"/>
                 <w:szCs w:val="16"/>
               </w:rPr>
-              <w:t xml:space="preserve">VETC Product Owner</w:t>
+              <w:t xml:space="preserve">TASCO Product Owner</w:t>
             </w:r>
           </w:p>
         </w:tc>
@@ -13239,7 +13570,7 @@
         </w:tc>
         <w:tc>
           <w:tcPr>
-            <w:tcW w:w="5209" w:type="dxa"/>
+            <w:tcW w:w="5277" w:type="dxa"/>
             <w:vAlign w:val="top"/>
           </w:tcPr>
           <w:p>
@@ -13260,13 +13591,13 @@
                 <w:sz w:val="16"/>
                 <w:szCs w:val="16"/>
               </w:rPr>
-              <w:t xml:space="preserve">Rating mode for UAT (core only, or core with indicative fallback) chosen in discovery</w:t>
-            </w:r>
-          </w:p>
-        </w:tc>
-        <w:tc>
-          <w:tcPr>
-            <w:tcW w:w="1874" w:type="dxa"/>
+              <w:t xml:space="preserve">VETC CX testers, test devices and funded test wallets available by 14/01/2027</w:t>
+            </w:r>
+          </w:p>
+        </w:tc>
+        <w:tc>
+          <w:tcPr>
+            <w:tcW w:w="1806" w:type="dxa"/>
             <w:vAlign w:val="top"/>
           </w:tcPr>
           <w:p>
@@ -13287,7 +13618,7 @@
                 <w:sz w:val="16"/>
                 <w:szCs w:val="16"/>
               </w:rPr>
-              <w:t xml:space="preserve">TASCO Business Owner</w:t>
+              <w:t xml:space="preserve">VETC Product Owner</w:t>
             </w:r>
           </w:p>
         </w:tc>
@@ -13353,7 +13684,7 @@
         </w:tc>
         <w:tc>
           <w:tcPr>
-            <w:tcW w:w="5209" w:type="dxa"/>
+            <w:tcW w:w="5277" w:type="dxa"/>
             <w:vAlign w:val="top"/>
           </w:tcPr>
           <w:p>
@@ -13374,13 +13705,127 @@
                 <w:sz w:val="16"/>
                 <w:szCs w:val="16"/>
               </w:rPr>
+              <w:t xml:space="preserve">Rating mode for UAT (core only, or core with indicative fallback) chosen in discovery</w:t>
+            </w:r>
+          </w:p>
+        </w:tc>
+        <w:tc>
+          <w:tcPr>
+            <w:tcW w:w="1806" w:type="dxa"/>
+            <w:vAlign w:val="top"/>
+          </w:tcPr>
+          <w:p>
+            <w:pPr>
+              <w:spacing w:before="60"/>
+              <w:jc w:val="center"/>
+              <w:rPr>
+                <w:rFonts w:ascii="Segoe UI" w:eastAsia="Arial" w:hAnsi="Segoe UI" w:cs="Segoe UI"/>
+                <w:color w:val="101820"/>
+                <w:sz w:val="16"/>
+                <w:szCs w:val="16"/>
+              </w:rPr>
+            </w:pPr>
+            <w:r>
+              <w:rPr>
+                <w:rFonts w:ascii="Segoe UI" w:eastAsia="Arial" w:hAnsi="Segoe UI" w:cs="Segoe UI"/>
+                <w:color w:val="101820"/>
+                <w:sz w:val="16"/>
+                <w:szCs w:val="16"/>
+              </w:rPr>
+              <w:t xml:space="preserve">TASCO Business Owner</w:t>
+            </w:r>
+          </w:p>
+        </w:tc>
+        <w:tc>
+          <w:tcPr>
+            <w:tcW w:w="972" w:type="dxa"/>
+            <w:vAlign w:val="top"/>
+          </w:tcPr>
+          <w:p>
+            <w:pPr>
+              <w:spacing w:before="60"/>
+              <w:jc w:val="center"/>
+              <w:rPr>
+                <w:rFonts w:ascii="Segoe UI" w:eastAsia="Arial" w:hAnsi="Segoe UI" w:cs="Segoe UI"/>
+                <w:color w:val="101820"/>
+                <w:sz w:val="16"/>
+                <w:szCs w:val="16"/>
+              </w:rPr>
+            </w:pPr>
+            <w:r>
+              <w:rPr>
+                <w:rFonts w:ascii="Segoe UI" w:eastAsia="Arial" w:hAnsi="Segoe UI" w:cs="Segoe UI"/>
+                <w:color w:val="101820"/>
+                <w:sz w:val="16"/>
+                <w:szCs w:val="16"/>
+              </w:rPr>
+              <w:t xml:space="preserve">Open</w:t>
+            </w:r>
+          </w:p>
+        </w:tc>
+      </w:tr>
+      <w:tr>
+        <w:trPr>
+          <w:cantSplit/>
+          <w:trHeight w:val="449"/>
+        </w:trPr>
+        <w:tc>
+          <w:tcPr>
+            <w:tcW w:w="972" w:type="dxa"/>
+            <w:vAlign w:val="top"/>
+          </w:tcPr>
+          <w:p>
+            <w:pPr>
+              <w:spacing w:before="60"/>
+              <w:jc w:val="center"/>
+              <w:rPr>
+                <w:rFonts w:ascii="Segoe UI" w:eastAsia="Arial" w:hAnsi="Segoe UI" w:cs="Segoe UI"/>
+                <w:color w:val="101820"/>
+                <w:sz w:val="16"/>
+                <w:szCs w:val="16"/>
+              </w:rPr>
+            </w:pPr>
+            <w:r>
+              <w:rPr>
+                <w:rFonts w:ascii="Segoe UI" w:eastAsia="Arial" w:hAnsi="Segoe UI" w:cs="Segoe UI"/>
+                <w:color w:val="101820"/>
+                <w:sz w:val="16"/>
+                <w:szCs w:val="16"/>
+              </w:rPr>
+              <w:t xml:space="preserve">5</w:t>
+            </w:r>
+          </w:p>
+        </w:tc>
+        <w:tc>
+          <w:tcPr>
+            <w:tcW w:w="5277" w:type="dxa"/>
+            <w:vAlign w:val="top"/>
+          </w:tcPr>
+          <w:p>
+            <w:pPr>
+              <w:spacing w:before="60"/>
+              <w:jc w:val="left"/>
+              <w:rPr>
+                <w:rFonts w:ascii="Segoe UI" w:eastAsia="Arial" w:hAnsi="Segoe UI" w:cs="Segoe UI"/>
+                <w:color w:val="101820"/>
+                <w:sz w:val="16"/>
+                <w:szCs w:val="16"/>
+              </w:rPr>
+            </w:pPr>
+            <w:r>
+              <w:rPr>
+                <w:rFonts w:ascii="Segoe UI" w:eastAsia="Arial" w:hAnsi="Segoe UI" w:cs="Segoe UI"/>
+                <w:color w:val="101820"/>
+                <w:sz w:val="16"/>
+                <w:szCs w:val="16"/>
+              </w:rPr>
               <w:t xml:space="preserve">Zalo ZNS templates approved for UAT, or a Zalo test account in use</w:t>
             </w:r>
           </w:p>
         </w:tc>
         <w:tc>
           <w:tcPr>
-            <w:tcW w:w="1874" w:type="dxa"/>
+            <w:tcW w:w="1806" w:type="dxa"/>
             <w:vAlign w:val="top"/>
           </w:tcPr>
           <w:p>
